--- a/Reference/001-Word论文模板.docx
+++ b/Reference/001-Word论文模板.docx
@@ -437,7 +437,7 @@
         <w:spacing w:line="20" w:lineRule="atLeast"/>
         <w:jc w:val="center"/>
         <w:rPr>
-          <w:rFonts w:ascii="华文新魏" w:eastAsia="华文新魏" w:hint="eastAsia"/>
+          <w:rFonts w:ascii="华文新魏" w:eastAsia="华文新魏"/>
           <w:b/>
           <w:bCs/>
           <w:sz w:val="44"/>
@@ -479,7 +479,6 @@
             <w:pPr>
               <w:spacing w:line="20" w:lineRule="atLeast"/>
               <w:rPr>
-                <w:rFonts w:hint="eastAsia"/>
                 <w:b/>
                 <w:sz w:val="36"/>
                 <w:szCs w:val="36"/>
@@ -760,7 +759,7 @@
         <w:spacing w:line="312" w:lineRule="auto"/>
         <w:textAlignment w:val="baseline"/>
         <w:rPr>
-          <w:rFonts w:ascii="仿宋_GB2312" w:eastAsia="仿宋_GB2312" w:hAnsi="FangSong" w:cs="宋体"/>
+          <w:rFonts w:ascii="仿宋_GB2312" w:eastAsia="仿宋_GB2312" w:hAnsi="仿宋" w:cs="宋体"/>
           <w:color w:val="333333"/>
           <w:sz w:val="32"/>
           <w:szCs w:val="32"/>
@@ -774,7 +773,7 @@
         <w:spacing w:line="312" w:lineRule="auto"/>
         <w:textAlignment w:val="baseline"/>
         <w:rPr>
-          <w:rFonts w:ascii="仿宋_GB2312" w:eastAsia="仿宋_GB2312" w:hAnsi="FangSong" w:cs="宋体"/>
+          <w:rFonts w:ascii="仿宋_GB2312" w:eastAsia="仿宋_GB2312" w:hAnsi="仿宋" w:cs="宋体"/>
           <w:color w:val="333333"/>
           <w:sz w:val="32"/>
           <w:szCs w:val="32"/>
@@ -788,7 +787,7 @@
         <w:spacing w:line="312" w:lineRule="auto"/>
         <w:textAlignment w:val="baseline"/>
         <w:rPr>
-          <w:rFonts w:ascii="仿宋_GB2312" w:eastAsia="仿宋_GB2312" w:hAnsi="FangSong" w:cs="宋体"/>
+          <w:rFonts w:ascii="仿宋_GB2312" w:eastAsia="仿宋_GB2312" w:hAnsi="仿宋" w:cs="宋体"/>
           <w:color w:val="333333"/>
           <w:sz w:val="32"/>
           <w:szCs w:val="32"/>
@@ -802,7 +801,7 @@
         <w:spacing w:line="312" w:lineRule="auto"/>
         <w:textAlignment w:val="baseline"/>
         <w:rPr>
-          <w:rFonts w:ascii="仿宋_GB2312" w:eastAsia="仿宋_GB2312" w:hAnsi="FangSong" w:cs="宋体"/>
+          <w:rFonts w:ascii="仿宋_GB2312" w:eastAsia="仿宋_GB2312" w:hAnsi="仿宋" w:cs="宋体"/>
           <w:color w:val="333333"/>
           <w:sz w:val="32"/>
           <w:szCs w:val="32"/>
@@ -816,7 +815,7 @@
         <w:spacing w:line="312" w:lineRule="auto"/>
         <w:textAlignment w:val="baseline"/>
         <w:rPr>
-          <w:rFonts w:ascii="仿宋_GB2312" w:eastAsia="仿宋_GB2312" w:hAnsi="FangSong" w:cs="宋体"/>
+          <w:rFonts w:ascii="仿宋_GB2312" w:eastAsia="仿宋_GB2312" w:hAnsi="仿宋" w:cs="宋体"/>
           <w:color w:val="333333"/>
           <w:sz w:val="32"/>
           <w:szCs w:val="32"/>
@@ -830,7 +829,7 @@
         <w:spacing w:line="312" w:lineRule="auto"/>
         <w:textAlignment w:val="baseline"/>
         <w:rPr>
-          <w:rFonts w:ascii="仿宋_GB2312" w:eastAsia="仿宋_GB2312" w:hAnsi="FangSong" w:cs="宋体"/>
+          <w:rFonts w:ascii="仿宋_GB2312" w:eastAsia="仿宋_GB2312" w:hAnsi="仿宋" w:cs="宋体"/>
           <w:color w:val="333333"/>
           <w:sz w:val="32"/>
           <w:szCs w:val="32"/>
@@ -1019,7 +1018,7 @@
       </w:pPr>
       <w:r>
         <w:rPr>
-          <w:rFonts w:ascii="SimHei" w:eastAsia="SimHei" w:hAnsi="SimHei" w:cs="SimHei" w:hint="eastAsia"/>
+          <w:rFonts w:ascii="黑体" w:eastAsia="黑体" w:hAnsi="黑体" w:cs="黑体" w:hint="eastAsia"/>
           <w:sz w:val="32"/>
           <w:szCs w:val="32"/>
           <w:lang w:eastAsia="zh-CN"/>
@@ -1035,7 +1034,7 @@
       </w:r>
       <w:r>
         <w:rPr>
-          <w:rFonts w:ascii="SimHei" w:eastAsia="SimHei" w:hAnsi="SimHei" w:cs="SimHei" w:hint="eastAsia"/>
+          <w:rFonts w:ascii="黑体" w:eastAsia="黑体" w:hAnsi="黑体" w:cs="黑体" w:hint="eastAsia"/>
           <w:sz w:val="32"/>
           <w:szCs w:val="32"/>
           <w:u w:val="single"/>
@@ -1468,7 +1467,7 @@
       </w:pPr>
       <w:r>
         <w:rPr>
-          <w:rFonts w:ascii="Times New Roman" w:eastAsia="SimHei" w:hAnsi="Times New Roman"/>
+          <w:rFonts w:ascii="Times New Roman" w:eastAsia="黑体" w:hAnsi="Times New Roman"/>
           <w:b/>
           <w:lang w:eastAsia="zh-CN"/>
         </w:rPr>
@@ -1550,7 +1549,7 @@
         <w:spacing w:before="240" w:after="120"/>
         <w:jc w:val="both"/>
         <w:rPr>
-          <w:rFonts w:ascii="Times New Roman" w:eastAsia="SimHei" w:hAnsi="Times New Roman"/>
+          <w:rFonts w:ascii="Times New Roman" w:eastAsia="黑体" w:hAnsi="Times New Roman"/>
           <w:b/>
           <w:sz w:val="28"/>
           <w:lang w:eastAsia="zh-CN"/>
@@ -1571,7 +1570,7 @@
       </w:sdtPr>
       <w:sdtEndPr>
         <w:rPr>
-          <w:rFonts w:ascii="Times New Roman" w:eastAsia="SimHei" w:hAnsi="Times New Roman"/>
+          <w:rFonts w:ascii="Times New Roman" w:eastAsia="黑体" w:hAnsi="Times New Roman"/>
           <w:sz w:val="24"/>
         </w:rPr>
       </w:sdtEndPr>
@@ -1604,13 +1603,13 @@
           <w:pPr>
             <w:jc w:val="center"/>
             <w:rPr>
-              <w:rFonts w:eastAsia="SimHei"/>
+              <w:rFonts w:eastAsia="黑体"/>
               <w:lang w:eastAsia="zh-CN"/>
             </w:rPr>
           </w:pPr>
           <w:r>
             <w:rPr>
-              <w:rFonts w:ascii="SimHei" w:eastAsia="SimHei" w:hAnsi="SimHei" w:cs="SimHei" w:hint="eastAsia"/>
+              <w:rFonts w:ascii="黑体" w:eastAsia="黑体" w:hAnsi="黑体" w:cs="黑体" w:hint="eastAsia"/>
               <w:sz w:val="32"/>
               <w:szCs w:val="32"/>
             </w:rPr>
@@ -1618,7 +1617,7 @@
           </w:r>
           <w:r>
             <w:rPr>
-              <w:rFonts w:ascii="SimHei" w:eastAsia="SimHei" w:hAnsi="SimHei" w:cs="SimHei" w:hint="eastAsia"/>
+              <w:rFonts w:ascii="黑体" w:eastAsia="黑体" w:hAnsi="黑体" w:cs="黑体" w:hint="eastAsia"/>
               <w:sz w:val="32"/>
               <w:szCs w:val="32"/>
               <w:lang w:eastAsia="zh-CN"/>
@@ -1635,12 +1634,13 @@
             <w:spacing w:line="288" w:lineRule="auto"/>
             <w:rPr>
               <w:rFonts w:cs="宋体"/>
+              <w:noProof/>
               <w:szCs w:val="24"/>
             </w:rPr>
           </w:pPr>
           <w:r>
             <w:rPr>
-              <w:rFonts w:ascii="SimHei" w:eastAsia="SimHei" w:hAnsi="SimHei" w:cs="SimHei" w:hint="eastAsia"/>
+              <w:rFonts w:ascii="黑体" w:eastAsia="黑体" w:hAnsi="黑体" w:cs="黑体" w:hint="eastAsia"/>
               <w:b/>
               <w:sz w:val="28"/>
               <w:szCs w:val="28"/>
@@ -1649,7 +1649,7 @@
           </w:r>
           <w:r>
             <w:rPr>
-              <w:rFonts w:ascii="SimHei" w:eastAsia="SimHei" w:hAnsi="SimHei" w:cs="SimHei" w:hint="eastAsia"/>
+              <w:rFonts w:ascii="黑体" w:eastAsia="黑体" w:hAnsi="黑体" w:cs="黑体" w:hint="eastAsia"/>
               <w:b/>
               <w:sz w:val="28"/>
               <w:szCs w:val="28"/>
@@ -1658,7 +1658,7 @@
           </w:r>
           <w:r>
             <w:rPr>
-              <w:rFonts w:ascii="SimHei" w:eastAsia="SimHei" w:hAnsi="SimHei" w:cs="SimHei" w:hint="eastAsia"/>
+              <w:rFonts w:ascii="黑体" w:eastAsia="黑体" w:hAnsi="黑体" w:cs="黑体" w:hint="eastAsia"/>
               <w:b/>
               <w:sz w:val="28"/>
               <w:szCs w:val="28"/>
@@ -1669,6 +1669,7 @@
             <w:r>
               <w:rPr>
                 <w:rFonts w:cs="宋体" w:hint="eastAsia"/>
+                <w:noProof/>
                 <w:szCs w:val="24"/>
               </w:rPr>
               <w:t>摘 要：</w:t>
@@ -1676,6 +1677,7 @@
             <w:r>
               <w:rPr>
                 <w:rFonts w:cs="宋体" w:hint="eastAsia"/>
+                <w:noProof/>
                 <w:szCs w:val="24"/>
               </w:rPr>
               <w:tab/>
@@ -1683,6 +1685,7 @@
             <w:r>
               <w:rPr>
                 <w:rFonts w:cs="宋体" w:hint="eastAsia"/>
+                <w:noProof/>
                 <w:szCs w:val="24"/>
               </w:rPr>
               <w:fldChar w:fldCharType="begin"/>
@@ -1690,6 +1693,7 @@
             <w:r>
               <w:rPr>
                 <w:rFonts w:cs="宋体" w:hint="eastAsia"/>
+                <w:noProof/>
                 <w:szCs w:val="24"/>
               </w:rPr>
               <w:instrText xml:space="preserve"> PAGEREF _Toc14250 \h </w:instrText>
@@ -1697,26 +1701,30 @@
             <w:r>
               <w:rPr>
                 <w:rFonts w:cs="宋体" w:hint="eastAsia"/>
+                <w:noProof/>
                 <w:szCs w:val="24"/>
               </w:rPr>
             </w:r>
             <w:r>
               <w:rPr>
                 <w:rFonts w:cs="宋体" w:hint="eastAsia"/>
+                <w:noProof/>
                 <w:szCs w:val="24"/>
               </w:rPr>
               <w:fldChar w:fldCharType="separate"/>
             </w:r>
             <w:r>
               <w:rPr>
+                <w:rFonts w:cs="宋体"/>
+                <w:noProof/>
+                <w:szCs w:val="24"/>
+              </w:rPr>
+              <w:t>1</w:t>
+            </w:r>
+            <w:r>
+              <w:rPr>
                 <w:rFonts w:cs="宋体" w:hint="eastAsia"/>
-                <w:szCs w:val="24"/>
-              </w:rPr>
-              <w:t>1</w:t>
-            </w:r>
-            <w:r>
-              <w:rPr>
-                <w:rFonts w:cs="宋体" w:hint="eastAsia"/>
+                <w:noProof/>
                 <w:szCs w:val="24"/>
               </w:rPr>
               <w:fldChar w:fldCharType="end"/>
@@ -1732,6 +1740,7 @@
             <w:spacing w:line="288" w:lineRule="auto"/>
             <w:rPr>
               <w:rFonts w:cs="宋体"/>
+              <w:noProof/>
               <w:szCs w:val="24"/>
             </w:rPr>
           </w:pPr>
@@ -1739,6 +1748,7 @@
             <w:r>
               <w:rPr>
                 <w:rFonts w:cs="宋体" w:hint="eastAsia"/>
+                <w:noProof/>
                 <w:szCs w:val="24"/>
               </w:rPr>
               <w:t>一、问题重述</w:t>
@@ -1746,6 +1756,7 @@
             <w:r>
               <w:rPr>
                 <w:rFonts w:cs="宋体" w:hint="eastAsia"/>
+                <w:noProof/>
                 <w:szCs w:val="24"/>
               </w:rPr>
               <w:tab/>
@@ -1753,6 +1764,7 @@
             <w:r>
               <w:rPr>
                 <w:rFonts w:cs="宋体" w:hint="eastAsia"/>
+                <w:noProof/>
                 <w:szCs w:val="24"/>
               </w:rPr>
               <w:fldChar w:fldCharType="begin"/>
@@ -1760,6 +1772,7 @@
             <w:r>
               <w:rPr>
                 <w:rFonts w:cs="宋体" w:hint="eastAsia"/>
+                <w:noProof/>
                 <w:szCs w:val="24"/>
               </w:rPr>
               <w:instrText xml:space="preserve"> PAGEREF _Toc25070 \h </w:instrText>
@@ -1767,26 +1780,30 @@
             <w:r>
               <w:rPr>
                 <w:rFonts w:cs="宋体" w:hint="eastAsia"/>
+                <w:noProof/>
                 <w:szCs w:val="24"/>
               </w:rPr>
             </w:r>
             <w:r>
               <w:rPr>
                 <w:rFonts w:cs="宋体" w:hint="eastAsia"/>
+                <w:noProof/>
                 <w:szCs w:val="24"/>
               </w:rPr>
               <w:fldChar w:fldCharType="separate"/>
             </w:r>
             <w:r>
               <w:rPr>
+                <w:rFonts w:cs="宋体"/>
+                <w:noProof/>
+                <w:szCs w:val="24"/>
+              </w:rPr>
+              <w:t>3</w:t>
+            </w:r>
+            <w:r>
+              <w:rPr>
                 <w:rFonts w:cs="宋体" w:hint="eastAsia"/>
-                <w:szCs w:val="24"/>
-              </w:rPr>
-              <w:t>3</w:t>
-            </w:r>
-            <w:r>
-              <w:rPr>
-                <w:rFonts w:cs="宋体" w:hint="eastAsia"/>
+                <w:noProof/>
                 <w:szCs w:val="24"/>
               </w:rPr>
               <w:fldChar w:fldCharType="end"/>
@@ -1803,6 +1820,7 @@
             <w:ind w:left="480"/>
             <w:rPr>
               <w:rFonts w:cs="宋体"/>
+              <w:noProof/>
               <w:szCs w:val="24"/>
             </w:rPr>
           </w:pPr>
@@ -1810,6 +1828,7 @@
             <w:r>
               <w:rPr>
                 <w:rFonts w:cs="宋体" w:hint="eastAsia"/>
+                <w:noProof/>
                 <w:szCs w:val="24"/>
               </w:rPr>
               <w:t>1.1 问题背景</w:t>
@@ -1817,6 +1836,7 @@
             <w:r>
               <w:rPr>
                 <w:rFonts w:cs="宋体" w:hint="eastAsia"/>
+                <w:noProof/>
                 <w:szCs w:val="24"/>
               </w:rPr>
               <w:tab/>
@@ -1824,6 +1844,7 @@
             <w:r>
               <w:rPr>
                 <w:rFonts w:cs="宋体" w:hint="eastAsia"/>
+                <w:noProof/>
                 <w:szCs w:val="24"/>
               </w:rPr>
               <w:fldChar w:fldCharType="begin"/>
@@ -1831,6 +1852,7 @@
             <w:r>
               <w:rPr>
                 <w:rFonts w:cs="宋体" w:hint="eastAsia"/>
+                <w:noProof/>
                 <w:szCs w:val="24"/>
               </w:rPr>
               <w:instrText xml:space="preserve"> PAGEREF _Toc17644 \h </w:instrText>
@@ -1838,26 +1860,30 @@
             <w:r>
               <w:rPr>
                 <w:rFonts w:cs="宋体" w:hint="eastAsia"/>
+                <w:noProof/>
                 <w:szCs w:val="24"/>
               </w:rPr>
             </w:r>
             <w:r>
               <w:rPr>
                 <w:rFonts w:cs="宋体" w:hint="eastAsia"/>
+                <w:noProof/>
                 <w:szCs w:val="24"/>
               </w:rPr>
               <w:fldChar w:fldCharType="separate"/>
             </w:r>
             <w:r>
               <w:rPr>
+                <w:rFonts w:cs="宋体"/>
+                <w:noProof/>
+                <w:szCs w:val="24"/>
+              </w:rPr>
+              <w:t>3</w:t>
+            </w:r>
+            <w:r>
+              <w:rPr>
                 <w:rFonts w:cs="宋体" w:hint="eastAsia"/>
-                <w:szCs w:val="24"/>
-              </w:rPr>
-              <w:t>3</w:t>
-            </w:r>
-            <w:r>
-              <w:rPr>
-                <w:rFonts w:cs="宋体" w:hint="eastAsia"/>
+                <w:noProof/>
                 <w:szCs w:val="24"/>
               </w:rPr>
               <w:fldChar w:fldCharType="end"/>
@@ -1874,6 +1900,7 @@
             <w:ind w:left="480"/>
             <w:rPr>
               <w:rFonts w:cs="宋体"/>
+              <w:noProof/>
               <w:szCs w:val="24"/>
             </w:rPr>
           </w:pPr>
@@ -1881,6 +1908,7 @@
             <w:r>
               <w:rPr>
                 <w:rFonts w:cs="宋体" w:hint="eastAsia"/>
+                <w:noProof/>
                 <w:szCs w:val="24"/>
               </w:rPr>
               <w:t>1.2 需要解决的问题</w:t>
@@ -1888,6 +1916,7 @@
             <w:r>
               <w:rPr>
                 <w:rFonts w:cs="宋体" w:hint="eastAsia"/>
+                <w:noProof/>
                 <w:szCs w:val="24"/>
               </w:rPr>
               <w:tab/>
@@ -1895,6 +1924,7 @@
             <w:r>
               <w:rPr>
                 <w:rFonts w:cs="宋体" w:hint="eastAsia"/>
+                <w:noProof/>
                 <w:szCs w:val="24"/>
               </w:rPr>
               <w:fldChar w:fldCharType="begin"/>
@@ -1902,6 +1932,7 @@
             <w:r>
               <w:rPr>
                 <w:rFonts w:cs="宋体" w:hint="eastAsia"/>
+                <w:noProof/>
                 <w:szCs w:val="24"/>
               </w:rPr>
               <w:instrText xml:space="preserve"> PAGEREF _Toc1798 \h </w:instrText>
@@ -1909,26 +1940,30 @@
             <w:r>
               <w:rPr>
                 <w:rFonts w:cs="宋体" w:hint="eastAsia"/>
+                <w:noProof/>
                 <w:szCs w:val="24"/>
               </w:rPr>
             </w:r>
             <w:r>
               <w:rPr>
                 <w:rFonts w:cs="宋体" w:hint="eastAsia"/>
+                <w:noProof/>
                 <w:szCs w:val="24"/>
               </w:rPr>
               <w:fldChar w:fldCharType="separate"/>
             </w:r>
             <w:r>
               <w:rPr>
+                <w:rFonts w:cs="宋体"/>
+                <w:noProof/>
+                <w:szCs w:val="24"/>
+              </w:rPr>
+              <w:t>3</w:t>
+            </w:r>
+            <w:r>
+              <w:rPr>
                 <w:rFonts w:cs="宋体" w:hint="eastAsia"/>
-                <w:szCs w:val="24"/>
-              </w:rPr>
-              <w:t>3</w:t>
-            </w:r>
-            <w:r>
-              <w:rPr>
-                <w:rFonts w:cs="宋体" w:hint="eastAsia"/>
+                <w:noProof/>
                 <w:szCs w:val="24"/>
               </w:rPr>
               <w:fldChar w:fldCharType="end"/>
@@ -1944,6 +1979,7 @@
             <w:spacing w:line="288" w:lineRule="auto"/>
             <w:rPr>
               <w:rFonts w:cs="宋体"/>
+              <w:noProof/>
               <w:szCs w:val="24"/>
             </w:rPr>
           </w:pPr>
@@ -1951,6 +1987,7 @@
             <w:r>
               <w:rPr>
                 <w:rFonts w:cs="宋体" w:hint="eastAsia"/>
+                <w:noProof/>
                 <w:szCs w:val="24"/>
               </w:rPr>
               <w:t>二、问题分析</w:t>
@@ -1958,6 +1995,7 @@
             <w:r>
               <w:rPr>
                 <w:rFonts w:cs="宋体" w:hint="eastAsia"/>
+                <w:noProof/>
                 <w:szCs w:val="24"/>
               </w:rPr>
               <w:tab/>
@@ -1965,6 +2003,7 @@
             <w:r>
               <w:rPr>
                 <w:rFonts w:cs="宋体" w:hint="eastAsia"/>
+                <w:noProof/>
                 <w:szCs w:val="24"/>
               </w:rPr>
               <w:fldChar w:fldCharType="begin"/>
@@ -1972,6 +2011,7 @@
             <w:r>
               <w:rPr>
                 <w:rFonts w:cs="宋体" w:hint="eastAsia"/>
+                <w:noProof/>
                 <w:szCs w:val="24"/>
               </w:rPr>
               <w:instrText xml:space="preserve"> PAGEREF _Toc3628 \h </w:instrText>
@@ -1979,26 +2019,30 @@
             <w:r>
               <w:rPr>
                 <w:rFonts w:cs="宋体" w:hint="eastAsia"/>
+                <w:noProof/>
                 <w:szCs w:val="24"/>
               </w:rPr>
             </w:r>
             <w:r>
               <w:rPr>
                 <w:rFonts w:cs="宋体" w:hint="eastAsia"/>
+                <w:noProof/>
                 <w:szCs w:val="24"/>
               </w:rPr>
               <w:fldChar w:fldCharType="separate"/>
             </w:r>
             <w:r>
               <w:rPr>
+                <w:rFonts w:cs="宋体"/>
+                <w:noProof/>
+                <w:szCs w:val="24"/>
+              </w:rPr>
+              <w:t>3</w:t>
+            </w:r>
+            <w:r>
+              <w:rPr>
                 <w:rFonts w:cs="宋体" w:hint="eastAsia"/>
-                <w:szCs w:val="24"/>
-              </w:rPr>
-              <w:t>3</w:t>
-            </w:r>
-            <w:r>
-              <w:rPr>
-                <w:rFonts w:cs="宋体" w:hint="eastAsia"/>
+                <w:noProof/>
                 <w:szCs w:val="24"/>
               </w:rPr>
               <w:fldChar w:fldCharType="end"/>
@@ -2014,6 +2058,7 @@
             <w:spacing w:line="288" w:lineRule="auto"/>
             <w:rPr>
               <w:rFonts w:cs="宋体"/>
+              <w:noProof/>
               <w:szCs w:val="24"/>
             </w:rPr>
           </w:pPr>
@@ -2021,6 +2066,7 @@
             <w:r>
               <w:rPr>
                 <w:rFonts w:cs="宋体" w:hint="eastAsia"/>
+                <w:noProof/>
                 <w:szCs w:val="24"/>
               </w:rPr>
               <w:t>三、模型假设与符号说明</w:t>
@@ -2028,6 +2074,7 @@
             <w:r>
               <w:rPr>
                 <w:rFonts w:cs="宋体" w:hint="eastAsia"/>
+                <w:noProof/>
                 <w:szCs w:val="24"/>
               </w:rPr>
               <w:tab/>
@@ -2035,6 +2082,7 @@
             <w:r>
               <w:rPr>
                 <w:rFonts w:cs="宋体" w:hint="eastAsia"/>
+                <w:noProof/>
                 <w:szCs w:val="24"/>
               </w:rPr>
               <w:fldChar w:fldCharType="begin"/>
@@ -2042,6 +2090,7 @@
             <w:r>
               <w:rPr>
                 <w:rFonts w:cs="宋体" w:hint="eastAsia"/>
+                <w:noProof/>
                 <w:szCs w:val="24"/>
               </w:rPr>
               <w:instrText xml:space="preserve"> PAGEREF _Toc9292 \h </w:instrText>
@@ -2049,26 +2098,30 @@
             <w:r>
               <w:rPr>
                 <w:rFonts w:cs="宋体" w:hint="eastAsia"/>
+                <w:noProof/>
                 <w:szCs w:val="24"/>
               </w:rPr>
             </w:r>
             <w:r>
               <w:rPr>
                 <w:rFonts w:cs="宋体" w:hint="eastAsia"/>
+                <w:noProof/>
                 <w:szCs w:val="24"/>
               </w:rPr>
               <w:fldChar w:fldCharType="separate"/>
             </w:r>
             <w:r>
               <w:rPr>
+                <w:rFonts w:cs="宋体"/>
+                <w:noProof/>
+                <w:szCs w:val="24"/>
+              </w:rPr>
+              <w:t>3</w:t>
+            </w:r>
+            <w:r>
+              <w:rPr>
                 <w:rFonts w:cs="宋体" w:hint="eastAsia"/>
-                <w:szCs w:val="24"/>
-              </w:rPr>
-              <w:t>4</w:t>
-            </w:r>
-            <w:r>
-              <w:rPr>
-                <w:rFonts w:cs="宋体" w:hint="eastAsia"/>
+                <w:noProof/>
                 <w:szCs w:val="24"/>
               </w:rPr>
               <w:fldChar w:fldCharType="end"/>
@@ -2085,6 +2138,7 @@
             <w:ind w:left="480"/>
             <w:rPr>
               <w:rFonts w:cs="宋体"/>
+              <w:noProof/>
               <w:szCs w:val="24"/>
             </w:rPr>
           </w:pPr>
@@ -2092,6 +2146,7 @@
             <w:r>
               <w:rPr>
                 <w:rFonts w:cs="宋体" w:hint="eastAsia"/>
+                <w:noProof/>
                 <w:szCs w:val="24"/>
               </w:rPr>
               <w:t>3.1 模型假设</w:t>
@@ -2099,6 +2154,7 @@
             <w:r>
               <w:rPr>
                 <w:rFonts w:cs="宋体" w:hint="eastAsia"/>
+                <w:noProof/>
                 <w:szCs w:val="24"/>
               </w:rPr>
               <w:tab/>
@@ -2106,6 +2162,7 @@
             <w:r>
               <w:rPr>
                 <w:rFonts w:cs="宋体" w:hint="eastAsia"/>
+                <w:noProof/>
                 <w:szCs w:val="24"/>
               </w:rPr>
               <w:fldChar w:fldCharType="begin"/>
@@ -2113,6 +2170,7 @@
             <w:r>
               <w:rPr>
                 <w:rFonts w:cs="宋体" w:hint="eastAsia"/>
+                <w:noProof/>
                 <w:szCs w:val="24"/>
               </w:rPr>
               <w:instrText xml:space="preserve"> PAGEREF _Toc25441 \h </w:instrText>
@@ -2120,26 +2178,30 @@
             <w:r>
               <w:rPr>
                 <w:rFonts w:cs="宋体" w:hint="eastAsia"/>
+                <w:noProof/>
                 <w:szCs w:val="24"/>
               </w:rPr>
             </w:r>
             <w:r>
               <w:rPr>
                 <w:rFonts w:cs="宋体" w:hint="eastAsia"/>
+                <w:noProof/>
                 <w:szCs w:val="24"/>
               </w:rPr>
               <w:fldChar w:fldCharType="separate"/>
             </w:r>
             <w:r>
               <w:rPr>
+                <w:rFonts w:cs="宋体"/>
+                <w:noProof/>
+                <w:szCs w:val="24"/>
+              </w:rPr>
+              <w:t>3</w:t>
+            </w:r>
+            <w:r>
+              <w:rPr>
                 <w:rFonts w:cs="宋体" w:hint="eastAsia"/>
-                <w:szCs w:val="24"/>
-              </w:rPr>
-              <w:t>4</w:t>
-            </w:r>
-            <w:r>
-              <w:rPr>
-                <w:rFonts w:cs="宋体" w:hint="eastAsia"/>
+                <w:noProof/>
                 <w:szCs w:val="24"/>
               </w:rPr>
               <w:fldChar w:fldCharType="end"/>
@@ -2156,6 +2218,7 @@
             <w:ind w:left="480"/>
             <w:rPr>
               <w:rFonts w:cs="宋体"/>
+              <w:noProof/>
               <w:szCs w:val="24"/>
             </w:rPr>
           </w:pPr>
@@ -2163,6 +2226,7 @@
             <w:r>
               <w:rPr>
                 <w:rFonts w:cs="宋体" w:hint="eastAsia"/>
+                <w:noProof/>
                 <w:szCs w:val="24"/>
               </w:rPr>
               <w:t>3.2 符号说明</w:t>
@@ -2170,6 +2234,7 @@
             <w:r>
               <w:rPr>
                 <w:rFonts w:cs="宋体" w:hint="eastAsia"/>
+                <w:noProof/>
                 <w:szCs w:val="24"/>
               </w:rPr>
               <w:tab/>
@@ -2177,6 +2242,7 @@
             <w:r>
               <w:rPr>
                 <w:rFonts w:cs="宋体" w:hint="eastAsia"/>
+                <w:noProof/>
                 <w:szCs w:val="24"/>
               </w:rPr>
               <w:fldChar w:fldCharType="begin"/>
@@ -2184,6 +2250,7 @@
             <w:r>
               <w:rPr>
                 <w:rFonts w:cs="宋体" w:hint="eastAsia"/>
+                <w:noProof/>
                 <w:szCs w:val="24"/>
               </w:rPr>
               <w:instrText xml:space="preserve"> PAGEREF _Toc21808 \h </w:instrText>
@@ -2191,26 +2258,30 @@
             <w:r>
               <w:rPr>
                 <w:rFonts w:cs="宋体" w:hint="eastAsia"/>
+                <w:noProof/>
                 <w:szCs w:val="24"/>
               </w:rPr>
             </w:r>
             <w:r>
               <w:rPr>
                 <w:rFonts w:cs="宋体" w:hint="eastAsia"/>
+                <w:noProof/>
                 <w:szCs w:val="24"/>
               </w:rPr>
               <w:fldChar w:fldCharType="separate"/>
             </w:r>
             <w:r>
               <w:rPr>
+                <w:rFonts w:cs="宋体"/>
+                <w:noProof/>
+                <w:szCs w:val="24"/>
+              </w:rPr>
+              <w:t>3</w:t>
+            </w:r>
+            <w:r>
+              <w:rPr>
                 <w:rFonts w:cs="宋体" w:hint="eastAsia"/>
-                <w:szCs w:val="24"/>
-              </w:rPr>
-              <w:t>4</w:t>
-            </w:r>
-            <w:r>
-              <w:rPr>
-                <w:rFonts w:cs="宋体" w:hint="eastAsia"/>
+                <w:noProof/>
                 <w:szCs w:val="24"/>
               </w:rPr>
               <w:fldChar w:fldCharType="end"/>
@@ -2226,6 +2297,7 @@
             <w:spacing w:line="288" w:lineRule="auto"/>
             <w:rPr>
               <w:rFonts w:cs="宋体"/>
+              <w:noProof/>
               <w:szCs w:val="24"/>
             </w:rPr>
           </w:pPr>
@@ -2233,6 +2305,7 @@
             <w:r>
               <w:rPr>
                 <w:rFonts w:cs="宋体" w:hint="eastAsia"/>
+                <w:noProof/>
                 <w:szCs w:val="24"/>
               </w:rPr>
               <w:t>四、数据预处理与描述性分析</w:t>
@@ -2240,6 +2313,7 @@
             <w:r>
               <w:rPr>
                 <w:rFonts w:cs="宋体" w:hint="eastAsia"/>
+                <w:noProof/>
                 <w:szCs w:val="24"/>
               </w:rPr>
               <w:tab/>
@@ -2247,6 +2321,7 @@
             <w:r>
               <w:rPr>
                 <w:rFonts w:cs="宋体" w:hint="eastAsia"/>
+                <w:noProof/>
                 <w:szCs w:val="24"/>
               </w:rPr>
               <w:fldChar w:fldCharType="begin"/>
@@ -2254,6 +2329,7 @@
             <w:r>
               <w:rPr>
                 <w:rFonts w:cs="宋体" w:hint="eastAsia"/>
+                <w:noProof/>
                 <w:szCs w:val="24"/>
               </w:rPr>
               <w:instrText xml:space="preserve"> PAGEREF _Toc6220 \h </w:instrText>
@@ -2261,26 +2337,30 @@
             <w:r>
               <w:rPr>
                 <w:rFonts w:cs="宋体" w:hint="eastAsia"/>
+                <w:noProof/>
                 <w:szCs w:val="24"/>
               </w:rPr>
             </w:r>
             <w:r>
               <w:rPr>
                 <w:rFonts w:cs="宋体" w:hint="eastAsia"/>
+                <w:noProof/>
                 <w:szCs w:val="24"/>
               </w:rPr>
               <w:fldChar w:fldCharType="separate"/>
             </w:r>
             <w:r>
               <w:rPr>
+                <w:rFonts w:cs="宋体"/>
+                <w:noProof/>
+                <w:szCs w:val="24"/>
+              </w:rPr>
+              <w:t>4</w:t>
+            </w:r>
+            <w:r>
+              <w:rPr>
                 <w:rFonts w:cs="宋体" w:hint="eastAsia"/>
-                <w:szCs w:val="24"/>
-              </w:rPr>
-              <w:t>4</w:t>
-            </w:r>
-            <w:r>
-              <w:rPr>
-                <w:rFonts w:cs="宋体" w:hint="eastAsia"/>
+                <w:noProof/>
                 <w:szCs w:val="24"/>
               </w:rPr>
               <w:fldChar w:fldCharType="end"/>
@@ -2297,6 +2377,7 @@
             <w:ind w:left="480"/>
             <w:rPr>
               <w:rFonts w:cs="宋体"/>
+              <w:noProof/>
               <w:szCs w:val="24"/>
             </w:rPr>
           </w:pPr>
@@ -2304,6 +2385,7 @@
             <w:r>
               <w:rPr>
                 <w:rFonts w:cs="宋体" w:hint="eastAsia"/>
+                <w:noProof/>
                 <w:szCs w:val="24"/>
               </w:rPr>
               <w:t>4.1 数据清洗流程</w:t>
@@ -2311,6 +2393,7 @@
             <w:r>
               <w:rPr>
                 <w:rFonts w:cs="宋体" w:hint="eastAsia"/>
+                <w:noProof/>
                 <w:szCs w:val="24"/>
               </w:rPr>
               <w:tab/>
@@ -2318,6 +2401,7 @@
             <w:r>
               <w:rPr>
                 <w:rFonts w:cs="宋体" w:hint="eastAsia"/>
+                <w:noProof/>
                 <w:szCs w:val="24"/>
               </w:rPr>
               <w:fldChar w:fldCharType="begin"/>
@@ -2325,6 +2409,7 @@
             <w:r>
               <w:rPr>
                 <w:rFonts w:cs="宋体" w:hint="eastAsia"/>
+                <w:noProof/>
                 <w:szCs w:val="24"/>
               </w:rPr>
               <w:instrText xml:space="preserve"> PAGEREF _Toc21585 \h </w:instrText>
@@ -2332,26 +2417,30 @@
             <w:r>
               <w:rPr>
                 <w:rFonts w:cs="宋体" w:hint="eastAsia"/>
+                <w:noProof/>
                 <w:szCs w:val="24"/>
               </w:rPr>
             </w:r>
             <w:r>
               <w:rPr>
                 <w:rFonts w:cs="宋体" w:hint="eastAsia"/>
+                <w:noProof/>
                 <w:szCs w:val="24"/>
               </w:rPr>
               <w:fldChar w:fldCharType="separate"/>
             </w:r>
             <w:r>
               <w:rPr>
+                <w:rFonts w:cs="宋体"/>
+                <w:noProof/>
+                <w:szCs w:val="24"/>
+              </w:rPr>
+              <w:t>4</w:t>
+            </w:r>
+            <w:r>
+              <w:rPr>
                 <w:rFonts w:cs="宋体" w:hint="eastAsia"/>
-                <w:szCs w:val="24"/>
-              </w:rPr>
-              <w:t>4</w:t>
-            </w:r>
-            <w:r>
-              <w:rPr>
-                <w:rFonts w:cs="宋体" w:hint="eastAsia"/>
+                <w:noProof/>
                 <w:szCs w:val="24"/>
               </w:rPr>
               <w:fldChar w:fldCharType="end"/>
@@ -2368,6 +2457,7 @@
             <w:ind w:left="480"/>
             <w:rPr>
               <w:rFonts w:cs="宋体"/>
+              <w:noProof/>
               <w:szCs w:val="24"/>
             </w:rPr>
           </w:pPr>
@@ -2375,6 +2465,7 @@
             <w:r>
               <w:rPr>
                 <w:rFonts w:cs="宋体" w:hint="eastAsia"/>
+                <w:noProof/>
                 <w:szCs w:val="24"/>
               </w:rPr>
               <w:t>4.2 描述性统计与可视化</w:t>
@@ -2382,6 +2473,7 @@
             <w:r>
               <w:rPr>
                 <w:rFonts w:cs="宋体" w:hint="eastAsia"/>
+                <w:noProof/>
                 <w:szCs w:val="24"/>
               </w:rPr>
               <w:tab/>
@@ -2389,6 +2481,7 @@
             <w:r>
               <w:rPr>
                 <w:rFonts w:cs="宋体" w:hint="eastAsia"/>
+                <w:noProof/>
                 <w:szCs w:val="24"/>
               </w:rPr>
               <w:fldChar w:fldCharType="begin"/>
@@ -2396,6 +2489,7 @@
             <w:r>
               <w:rPr>
                 <w:rFonts w:cs="宋体" w:hint="eastAsia"/>
+                <w:noProof/>
                 <w:szCs w:val="24"/>
               </w:rPr>
               <w:instrText xml:space="preserve"> PAGEREF _Toc13126 \h </w:instrText>
@@ -2403,26 +2497,30 @@
             <w:r>
               <w:rPr>
                 <w:rFonts w:cs="宋体" w:hint="eastAsia"/>
+                <w:noProof/>
                 <w:szCs w:val="24"/>
               </w:rPr>
             </w:r>
             <w:r>
               <w:rPr>
                 <w:rFonts w:cs="宋体" w:hint="eastAsia"/>
+                <w:noProof/>
                 <w:szCs w:val="24"/>
               </w:rPr>
               <w:fldChar w:fldCharType="separate"/>
             </w:r>
             <w:r>
               <w:rPr>
+                <w:rFonts w:cs="宋体"/>
+                <w:noProof/>
+                <w:szCs w:val="24"/>
+              </w:rPr>
+              <w:t>4</w:t>
+            </w:r>
+            <w:r>
+              <w:rPr>
                 <w:rFonts w:cs="宋体" w:hint="eastAsia"/>
-                <w:szCs w:val="24"/>
-              </w:rPr>
-              <w:t>4</w:t>
-            </w:r>
-            <w:r>
-              <w:rPr>
-                <w:rFonts w:cs="宋体" w:hint="eastAsia"/>
+                <w:noProof/>
                 <w:szCs w:val="24"/>
               </w:rPr>
               <w:fldChar w:fldCharType="end"/>
@@ -2438,6 +2536,7 @@
             <w:spacing w:line="288" w:lineRule="auto"/>
             <w:rPr>
               <w:rFonts w:cs="宋体"/>
+              <w:noProof/>
               <w:szCs w:val="24"/>
             </w:rPr>
           </w:pPr>
@@ -2445,6 +2544,7 @@
             <w:r>
               <w:rPr>
                 <w:rFonts w:cs="宋体" w:hint="eastAsia"/>
+                <w:noProof/>
                 <w:szCs w:val="24"/>
               </w:rPr>
               <w:t>五、模型建立与求解</w:t>
@@ -2452,6 +2552,7 @@
             <w:r>
               <w:rPr>
                 <w:rFonts w:cs="宋体" w:hint="eastAsia"/>
+                <w:noProof/>
                 <w:szCs w:val="24"/>
               </w:rPr>
               <w:tab/>
@@ -2459,6 +2560,7 @@
             <w:r>
               <w:rPr>
                 <w:rFonts w:cs="宋体" w:hint="eastAsia"/>
+                <w:noProof/>
                 <w:szCs w:val="24"/>
               </w:rPr>
               <w:fldChar w:fldCharType="begin"/>
@@ -2466,6 +2568,7 @@
             <w:r>
               <w:rPr>
                 <w:rFonts w:cs="宋体" w:hint="eastAsia"/>
+                <w:noProof/>
                 <w:szCs w:val="24"/>
               </w:rPr>
               <w:instrText xml:space="preserve"> PAGEREF _Toc14604 \h </w:instrText>
@@ -2473,26 +2576,30 @@
             <w:r>
               <w:rPr>
                 <w:rFonts w:cs="宋体" w:hint="eastAsia"/>
+                <w:noProof/>
                 <w:szCs w:val="24"/>
               </w:rPr>
             </w:r>
             <w:r>
               <w:rPr>
                 <w:rFonts w:cs="宋体" w:hint="eastAsia"/>
+                <w:noProof/>
                 <w:szCs w:val="24"/>
               </w:rPr>
               <w:fldChar w:fldCharType="separate"/>
             </w:r>
             <w:r>
               <w:rPr>
+                <w:rFonts w:cs="宋体"/>
+                <w:noProof/>
+                <w:szCs w:val="24"/>
+              </w:rPr>
+              <w:t>4</w:t>
+            </w:r>
+            <w:r>
+              <w:rPr>
                 <w:rFonts w:cs="宋体" w:hint="eastAsia"/>
-                <w:szCs w:val="24"/>
-              </w:rPr>
-              <w:t>5</w:t>
-            </w:r>
-            <w:r>
-              <w:rPr>
-                <w:rFonts w:cs="宋体" w:hint="eastAsia"/>
+                <w:noProof/>
                 <w:szCs w:val="24"/>
               </w:rPr>
               <w:fldChar w:fldCharType="end"/>
@@ -2509,6 +2616,7 @@
             <w:ind w:left="480"/>
             <w:rPr>
               <w:rFonts w:cs="宋体"/>
+              <w:noProof/>
               <w:szCs w:val="24"/>
             </w:rPr>
           </w:pPr>
@@ -2516,6 +2624,7 @@
             <w:r>
               <w:rPr>
                 <w:rFonts w:cs="宋体" w:hint="eastAsia"/>
+                <w:noProof/>
                 <w:szCs w:val="24"/>
               </w:rPr>
               <w:t>5.1 综合评价模型</w:t>
@@ -2523,6 +2632,7 @@
             <w:r>
               <w:rPr>
                 <w:rFonts w:cs="宋体" w:hint="eastAsia"/>
+                <w:noProof/>
                 <w:szCs w:val="24"/>
               </w:rPr>
               <w:tab/>
@@ -2530,6 +2640,7 @@
             <w:r>
               <w:rPr>
                 <w:rFonts w:cs="宋体" w:hint="eastAsia"/>
+                <w:noProof/>
                 <w:szCs w:val="24"/>
               </w:rPr>
               <w:fldChar w:fldCharType="begin"/>
@@ -2537,6 +2648,7 @@
             <w:r>
               <w:rPr>
                 <w:rFonts w:cs="宋体" w:hint="eastAsia"/>
+                <w:noProof/>
                 <w:szCs w:val="24"/>
               </w:rPr>
               <w:instrText xml:space="preserve"> PAGEREF _Toc16711 \h </w:instrText>
@@ -2544,26 +2656,30 @@
             <w:r>
               <w:rPr>
                 <w:rFonts w:cs="宋体" w:hint="eastAsia"/>
+                <w:noProof/>
                 <w:szCs w:val="24"/>
               </w:rPr>
             </w:r>
             <w:r>
               <w:rPr>
                 <w:rFonts w:cs="宋体" w:hint="eastAsia"/>
+                <w:noProof/>
                 <w:szCs w:val="24"/>
               </w:rPr>
               <w:fldChar w:fldCharType="separate"/>
             </w:r>
             <w:r>
               <w:rPr>
+                <w:rFonts w:cs="宋体"/>
+                <w:noProof/>
+                <w:szCs w:val="24"/>
+              </w:rPr>
+              <w:t>4</w:t>
+            </w:r>
+            <w:r>
+              <w:rPr>
                 <w:rFonts w:cs="宋体" w:hint="eastAsia"/>
-                <w:szCs w:val="24"/>
-              </w:rPr>
-              <w:t>5</w:t>
-            </w:r>
-            <w:r>
-              <w:rPr>
-                <w:rFonts w:cs="宋体" w:hint="eastAsia"/>
+                <w:noProof/>
                 <w:szCs w:val="24"/>
               </w:rPr>
               <w:fldChar w:fldCharType="end"/>
@@ -2580,6 +2696,7 @@
             <w:ind w:left="480"/>
             <w:rPr>
               <w:rFonts w:cs="宋体"/>
+              <w:noProof/>
               <w:szCs w:val="24"/>
             </w:rPr>
           </w:pPr>
@@ -2587,6 +2704,7 @@
             <w:r>
               <w:rPr>
                 <w:rFonts w:cs="宋体" w:hint="eastAsia"/>
+                <w:noProof/>
                 <w:szCs w:val="24"/>
               </w:rPr>
               <w:t>5.2 预测模型</w:t>
@@ -2594,6 +2712,7 @@
             <w:r>
               <w:rPr>
                 <w:rFonts w:cs="宋体" w:hint="eastAsia"/>
+                <w:noProof/>
                 <w:szCs w:val="24"/>
               </w:rPr>
               <w:tab/>
@@ -2601,6 +2720,7 @@
             <w:r>
               <w:rPr>
                 <w:rFonts w:cs="宋体" w:hint="eastAsia"/>
+                <w:noProof/>
                 <w:szCs w:val="24"/>
               </w:rPr>
               <w:fldChar w:fldCharType="begin"/>
@@ -2608,6 +2728,7 @@
             <w:r>
               <w:rPr>
                 <w:rFonts w:cs="宋体" w:hint="eastAsia"/>
+                <w:noProof/>
                 <w:szCs w:val="24"/>
               </w:rPr>
               <w:instrText xml:space="preserve"> PAGEREF _Toc11802 \h </w:instrText>
@@ -2615,26 +2736,30 @@
             <w:r>
               <w:rPr>
                 <w:rFonts w:cs="宋体" w:hint="eastAsia"/>
+                <w:noProof/>
                 <w:szCs w:val="24"/>
               </w:rPr>
             </w:r>
             <w:r>
               <w:rPr>
                 <w:rFonts w:cs="宋体" w:hint="eastAsia"/>
+                <w:noProof/>
                 <w:szCs w:val="24"/>
               </w:rPr>
               <w:fldChar w:fldCharType="separate"/>
             </w:r>
             <w:r>
               <w:rPr>
+                <w:rFonts w:cs="宋体"/>
+                <w:noProof/>
+                <w:szCs w:val="24"/>
+              </w:rPr>
+              <w:t>5</w:t>
+            </w:r>
+            <w:r>
+              <w:rPr>
                 <w:rFonts w:cs="宋体" w:hint="eastAsia"/>
-                <w:szCs w:val="24"/>
-              </w:rPr>
-              <w:t>5</w:t>
-            </w:r>
-            <w:r>
-              <w:rPr>
-                <w:rFonts w:cs="宋体" w:hint="eastAsia"/>
+                <w:noProof/>
                 <w:szCs w:val="24"/>
               </w:rPr>
               <w:fldChar w:fldCharType="end"/>
@@ -2651,6 +2776,7 @@
             <w:ind w:left="480"/>
             <w:rPr>
               <w:rFonts w:cs="宋体"/>
+              <w:noProof/>
               <w:szCs w:val="24"/>
             </w:rPr>
           </w:pPr>
@@ -2658,6 +2784,7 @@
             <w:r>
               <w:rPr>
                 <w:rFonts w:cs="宋体" w:hint="eastAsia"/>
+                <w:noProof/>
                 <w:szCs w:val="24"/>
               </w:rPr>
               <w:t>5.3 优化模型</w:t>
@@ -2665,6 +2792,7 @@
             <w:r>
               <w:rPr>
                 <w:rFonts w:cs="宋体" w:hint="eastAsia"/>
+                <w:noProof/>
                 <w:szCs w:val="24"/>
               </w:rPr>
               <w:tab/>
@@ -2672,6 +2800,7 @@
             <w:r>
               <w:rPr>
                 <w:rFonts w:cs="宋体" w:hint="eastAsia"/>
+                <w:noProof/>
                 <w:szCs w:val="24"/>
               </w:rPr>
               <w:fldChar w:fldCharType="begin"/>
@@ -2679,6 +2808,7 @@
             <w:r>
               <w:rPr>
                 <w:rFonts w:cs="宋体" w:hint="eastAsia"/>
+                <w:noProof/>
                 <w:szCs w:val="24"/>
               </w:rPr>
               <w:instrText xml:space="preserve"> PAGEREF _Toc8327 \h </w:instrText>
@@ -2686,26 +2816,30 @@
             <w:r>
               <w:rPr>
                 <w:rFonts w:cs="宋体" w:hint="eastAsia"/>
+                <w:noProof/>
                 <w:szCs w:val="24"/>
               </w:rPr>
             </w:r>
             <w:r>
               <w:rPr>
                 <w:rFonts w:cs="宋体" w:hint="eastAsia"/>
+                <w:noProof/>
                 <w:szCs w:val="24"/>
               </w:rPr>
               <w:fldChar w:fldCharType="separate"/>
             </w:r>
             <w:r>
               <w:rPr>
+                <w:rFonts w:cs="宋体"/>
+                <w:noProof/>
+                <w:szCs w:val="24"/>
+              </w:rPr>
+              <w:t>5</w:t>
+            </w:r>
+            <w:r>
+              <w:rPr>
                 <w:rFonts w:cs="宋体" w:hint="eastAsia"/>
-                <w:szCs w:val="24"/>
-              </w:rPr>
-              <w:t>5</w:t>
-            </w:r>
-            <w:r>
-              <w:rPr>
-                <w:rFonts w:cs="宋体" w:hint="eastAsia"/>
+                <w:noProof/>
                 <w:szCs w:val="24"/>
               </w:rPr>
               <w:fldChar w:fldCharType="end"/>
@@ -2721,6 +2855,7 @@
             <w:spacing w:line="288" w:lineRule="auto"/>
             <w:rPr>
               <w:rFonts w:cs="宋体"/>
+              <w:noProof/>
               <w:szCs w:val="24"/>
             </w:rPr>
           </w:pPr>
@@ -2728,6 +2863,7 @@
             <w:r>
               <w:rPr>
                 <w:rFonts w:cs="宋体" w:hint="eastAsia"/>
+                <w:noProof/>
                 <w:szCs w:val="24"/>
               </w:rPr>
               <w:t>六、结果分析与检验</w:t>
@@ -2735,6 +2871,7 @@
             <w:r>
               <w:rPr>
                 <w:rFonts w:cs="宋体" w:hint="eastAsia"/>
+                <w:noProof/>
                 <w:szCs w:val="24"/>
               </w:rPr>
               <w:tab/>
@@ -2742,6 +2879,7 @@
             <w:r>
               <w:rPr>
                 <w:rFonts w:cs="宋体" w:hint="eastAsia"/>
+                <w:noProof/>
                 <w:szCs w:val="24"/>
               </w:rPr>
               <w:fldChar w:fldCharType="begin"/>
@@ -2749,6 +2887,7 @@
             <w:r>
               <w:rPr>
                 <w:rFonts w:cs="宋体" w:hint="eastAsia"/>
+                <w:noProof/>
                 <w:szCs w:val="24"/>
               </w:rPr>
               <w:instrText xml:space="preserve"> PAGEREF _Toc577 \h </w:instrText>
@@ -2756,26 +2895,30 @@
             <w:r>
               <w:rPr>
                 <w:rFonts w:cs="宋体" w:hint="eastAsia"/>
+                <w:noProof/>
                 <w:szCs w:val="24"/>
               </w:rPr>
             </w:r>
             <w:r>
               <w:rPr>
                 <w:rFonts w:cs="宋体" w:hint="eastAsia"/>
+                <w:noProof/>
                 <w:szCs w:val="24"/>
               </w:rPr>
               <w:fldChar w:fldCharType="separate"/>
             </w:r>
             <w:r>
               <w:rPr>
+                <w:rFonts w:cs="宋体"/>
+                <w:noProof/>
+                <w:szCs w:val="24"/>
+              </w:rPr>
+              <w:t>5</w:t>
+            </w:r>
+            <w:r>
+              <w:rPr>
                 <w:rFonts w:cs="宋体" w:hint="eastAsia"/>
-                <w:szCs w:val="24"/>
-              </w:rPr>
-              <w:t>5</w:t>
-            </w:r>
-            <w:r>
-              <w:rPr>
-                <w:rFonts w:cs="宋体" w:hint="eastAsia"/>
+                <w:noProof/>
                 <w:szCs w:val="24"/>
               </w:rPr>
               <w:fldChar w:fldCharType="end"/>
@@ -2792,6 +2935,7 @@
             <w:ind w:left="480"/>
             <w:rPr>
               <w:rFonts w:cs="宋体"/>
+              <w:noProof/>
               <w:szCs w:val="24"/>
             </w:rPr>
           </w:pPr>
@@ -2799,6 +2943,7 @@
             <w:r>
               <w:rPr>
                 <w:rFonts w:cs="宋体" w:hint="eastAsia"/>
+                <w:noProof/>
                 <w:szCs w:val="24"/>
               </w:rPr>
               <w:t>6.1 结果展示</w:t>
@@ -2806,6 +2951,7 @@
             <w:r>
               <w:rPr>
                 <w:rFonts w:cs="宋体" w:hint="eastAsia"/>
+                <w:noProof/>
                 <w:szCs w:val="24"/>
               </w:rPr>
               <w:tab/>
@@ -2813,6 +2959,7 @@
             <w:r>
               <w:rPr>
                 <w:rFonts w:cs="宋体" w:hint="eastAsia"/>
+                <w:noProof/>
                 <w:szCs w:val="24"/>
               </w:rPr>
               <w:fldChar w:fldCharType="begin"/>
@@ -2820,6 +2967,7 @@
             <w:r>
               <w:rPr>
                 <w:rFonts w:cs="宋体" w:hint="eastAsia"/>
+                <w:noProof/>
                 <w:szCs w:val="24"/>
               </w:rPr>
               <w:instrText xml:space="preserve"> PAGEREF _Toc18178 \h </w:instrText>
@@ -2827,26 +2975,30 @@
             <w:r>
               <w:rPr>
                 <w:rFonts w:cs="宋体" w:hint="eastAsia"/>
+                <w:noProof/>
                 <w:szCs w:val="24"/>
               </w:rPr>
             </w:r>
             <w:r>
               <w:rPr>
                 <w:rFonts w:cs="宋体" w:hint="eastAsia"/>
+                <w:noProof/>
                 <w:szCs w:val="24"/>
               </w:rPr>
               <w:fldChar w:fldCharType="separate"/>
             </w:r>
             <w:r>
               <w:rPr>
+                <w:rFonts w:cs="宋体"/>
+                <w:noProof/>
+                <w:szCs w:val="24"/>
+              </w:rPr>
+              <w:t>5</w:t>
+            </w:r>
+            <w:r>
+              <w:rPr>
                 <w:rFonts w:cs="宋体" w:hint="eastAsia"/>
-                <w:szCs w:val="24"/>
-              </w:rPr>
-              <w:t>5</w:t>
-            </w:r>
-            <w:r>
-              <w:rPr>
-                <w:rFonts w:cs="宋体" w:hint="eastAsia"/>
+                <w:noProof/>
                 <w:szCs w:val="24"/>
               </w:rPr>
               <w:fldChar w:fldCharType="end"/>
@@ -2863,6 +3015,7 @@
             <w:ind w:left="480"/>
             <w:rPr>
               <w:rFonts w:cs="宋体"/>
+              <w:noProof/>
               <w:szCs w:val="24"/>
             </w:rPr>
           </w:pPr>
@@ -2870,6 +3023,7 @@
             <w:r>
               <w:rPr>
                 <w:rFonts w:cs="宋体" w:hint="eastAsia"/>
+                <w:noProof/>
                 <w:szCs w:val="24"/>
               </w:rPr>
               <w:t>6.2 灵敏度分析</w:t>
@@ -2877,6 +3031,7 @@
             <w:r>
               <w:rPr>
                 <w:rFonts w:cs="宋体" w:hint="eastAsia"/>
+                <w:noProof/>
                 <w:szCs w:val="24"/>
               </w:rPr>
               <w:tab/>
@@ -2884,6 +3039,7 @@
             <w:r>
               <w:rPr>
                 <w:rFonts w:cs="宋体" w:hint="eastAsia"/>
+                <w:noProof/>
                 <w:szCs w:val="24"/>
               </w:rPr>
               <w:fldChar w:fldCharType="begin"/>
@@ -2891,6 +3047,7 @@
             <w:r>
               <w:rPr>
                 <w:rFonts w:cs="宋体" w:hint="eastAsia"/>
+                <w:noProof/>
                 <w:szCs w:val="24"/>
               </w:rPr>
               <w:instrText xml:space="preserve"> PAGEREF _Toc15394 \h </w:instrText>
@@ -2898,26 +3055,30 @@
             <w:r>
               <w:rPr>
                 <w:rFonts w:cs="宋体" w:hint="eastAsia"/>
+                <w:noProof/>
                 <w:szCs w:val="24"/>
               </w:rPr>
             </w:r>
             <w:r>
               <w:rPr>
                 <w:rFonts w:cs="宋体" w:hint="eastAsia"/>
+                <w:noProof/>
                 <w:szCs w:val="24"/>
               </w:rPr>
               <w:fldChar w:fldCharType="separate"/>
             </w:r>
             <w:r>
               <w:rPr>
+                <w:rFonts w:cs="宋体"/>
+                <w:noProof/>
+                <w:szCs w:val="24"/>
+              </w:rPr>
+              <w:t>5</w:t>
+            </w:r>
+            <w:r>
+              <w:rPr>
                 <w:rFonts w:cs="宋体" w:hint="eastAsia"/>
-                <w:szCs w:val="24"/>
-              </w:rPr>
-              <w:t>6</w:t>
-            </w:r>
-            <w:r>
-              <w:rPr>
-                <w:rFonts w:cs="宋体" w:hint="eastAsia"/>
+                <w:noProof/>
                 <w:szCs w:val="24"/>
               </w:rPr>
               <w:fldChar w:fldCharType="end"/>
@@ -2933,6 +3094,7 @@
             <w:spacing w:line="288" w:lineRule="auto"/>
             <w:rPr>
               <w:rFonts w:cs="宋体"/>
+              <w:noProof/>
               <w:szCs w:val="24"/>
             </w:rPr>
           </w:pPr>
@@ -2940,6 +3102,7 @@
             <w:r>
               <w:rPr>
                 <w:rFonts w:cs="宋体" w:hint="eastAsia"/>
+                <w:noProof/>
                 <w:szCs w:val="24"/>
               </w:rPr>
               <w:t>七、模型评价、推广与改进</w:t>
@@ -2947,6 +3110,7 @@
             <w:r>
               <w:rPr>
                 <w:rFonts w:cs="宋体" w:hint="eastAsia"/>
+                <w:noProof/>
                 <w:szCs w:val="24"/>
               </w:rPr>
               <w:tab/>
@@ -2954,6 +3118,7 @@
             <w:r>
               <w:rPr>
                 <w:rFonts w:cs="宋体" w:hint="eastAsia"/>
+                <w:noProof/>
                 <w:szCs w:val="24"/>
               </w:rPr>
               <w:fldChar w:fldCharType="begin"/>
@@ -2961,6 +3126,7 @@
             <w:r>
               <w:rPr>
                 <w:rFonts w:cs="宋体" w:hint="eastAsia"/>
+                <w:noProof/>
                 <w:szCs w:val="24"/>
               </w:rPr>
               <w:instrText xml:space="preserve"> PAGEREF _Toc20229 \h </w:instrText>
@@ -2968,26 +3134,30 @@
             <w:r>
               <w:rPr>
                 <w:rFonts w:cs="宋体" w:hint="eastAsia"/>
+                <w:noProof/>
                 <w:szCs w:val="24"/>
               </w:rPr>
             </w:r>
             <w:r>
               <w:rPr>
                 <w:rFonts w:cs="宋体" w:hint="eastAsia"/>
+                <w:noProof/>
                 <w:szCs w:val="24"/>
               </w:rPr>
               <w:fldChar w:fldCharType="separate"/>
             </w:r>
             <w:r>
               <w:rPr>
+                <w:rFonts w:cs="宋体"/>
+                <w:noProof/>
+                <w:szCs w:val="24"/>
+              </w:rPr>
+              <w:t>6</w:t>
+            </w:r>
+            <w:r>
+              <w:rPr>
                 <w:rFonts w:cs="宋体" w:hint="eastAsia"/>
-                <w:szCs w:val="24"/>
-              </w:rPr>
-              <w:t>6</w:t>
-            </w:r>
-            <w:r>
-              <w:rPr>
-                <w:rFonts w:cs="宋体" w:hint="eastAsia"/>
+                <w:noProof/>
                 <w:szCs w:val="24"/>
               </w:rPr>
               <w:fldChar w:fldCharType="end"/>
@@ -3004,6 +3174,7 @@
             <w:ind w:left="480"/>
             <w:rPr>
               <w:rFonts w:cs="宋体"/>
+              <w:noProof/>
               <w:szCs w:val="24"/>
             </w:rPr>
           </w:pPr>
@@ -3011,6 +3182,7 @@
             <w:r>
               <w:rPr>
                 <w:rFonts w:cs="宋体" w:hint="eastAsia"/>
+                <w:noProof/>
                 <w:szCs w:val="24"/>
               </w:rPr>
               <w:t>7.1 模型优点</w:t>
@@ -3018,6 +3190,7 @@
             <w:r>
               <w:rPr>
                 <w:rFonts w:cs="宋体" w:hint="eastAsia"/>
+                <w:noProof/>
                 <w:szCs w:val="24"/>
               </w:rPr>
               <w:tab/>
@@ -3025,6 +3198,7 @@
             <w:r>
               <w:rPr>
                 <w:rFonts w:cs="宋体" w:hint="eastAsia"/>
+                <w:noProof/>
                 <w:szCs w:val="24"/>
               </w:rPr>
               <w:fldChar w:fldCharType="begin"/>
@@ -3032,6 +3206,7 @@
             <w:r>
               <w:rPr>
                 <w:rFonts w:cs="宋体" w:hint="eastAsia"/>
+                <w:noProof/>
                 <w:szCs w:val="24"/>
               </w:rPr>
               <w:instrText xml:space="preserve"> PAGEREF _Toc19012 \h </w:instrText>
@@ -3039,26 +3214,30 @@
             <w:r>
               <w:rPr>
                 <w:rFonts w:cs="宋体" w:hint="eastAsia"/>
+                <w:noProof/>
                 <w:szCs w:val="24"/>
               </w:rPr>
             </w:r>
             <w:r>
               <w:rPr>
                 <w:rFonts w:cs="宋体" w:hint="eastAsia"/>
+                <w:noProof/>
                 <w:szCs w:val="24"/>
               </w:rPr>
               <w:fldChar w:fldCharType="separate"/>
             </w:r>
             <w:r>
               <w:rPr>
+                <w:rFonts w:cs="宋体"/>
+                <w:noProof/>
+                <w:szCs w:val="24"/>
+              </w:rPr>
+              <w:t>6</w:t>
+            </w:r>
+            <w:r>
+              <w:rPr>
                 <w:rFonts w:cs="宋体" w:hint="eastAsia"/>
-                <w:szCs w:val="24"/>
-              </w:rPr>
-              <w:t>6</w:t>
-            </w:r>
-            <w:r>
-              <w:rPr>
-                <w:rFonts w:cs="宋体" w:hint="eastAsia"/>
+                <w:noProof/>
                 <w:szCs w:val="24"/>
               </w:rPr>
               <w:fldChar w:fldCharType="end"/>
@@ -3075,6 +3254,7 @@
             <w:ind w:left="480"/>
             <w:rPr>
               <w:rFonts w:cs="宋体"/>
+              <w:noProof/>
               <w:szCs w:val="24"/>
             </w:rPr>
           </w:pPr>
@@ -3082,6 +3262,7 @@
             <w:r>
               <w:rPr>
                 <w:rFonts w:cs="宋体" w:hint="eastAsia"/>
+                <w:noProof/>
                 <w:szCs w:val="24"/>
               </w:rPr>
               <w:t>7.2 模型不足与改进方向</w:t>
@@ -3089,6 +3270,7 @@
             <w:r>
               <w:rPr>
                 <w:rFonts w:cs="宋体" w:hint="eastAsia"/>
+                <w:noProof/>
                 <w:szCs w:val="24"/>
               </w:rPr>
               <w:tab/>
@@ -3096,6 +3278,7 @@
             <w:r>
               <w:rPr>
                 <w:rFonts w:cs="宋体" w:hint="eastAsia"/>
+                <w:noProof/>
                 <w:szCs w:val="24"/>
               </w:rPr>
               <w:fldChar w:fldCharType="begin"/>
@@ -3103,6 +3286,7 @@
             <w:r>
               <w:rPr>
                 <w:rFonts w:cs="宋体" w:hint="eastAsia"/>
+                <w:noProof/>
                 <w:szCs w:val="24"/>
               </w:rPr>
               <w:instrText xml:space="preserve"> PAGEREF _Toc23747 \h </w:instrText>
@@ -3110,26 +3294,30 @@
             <w:r>
               <w:rPr>
                 <w:rFonts w:cs="宋体" w:hint="eastAsia"/>
+                <w:noProof/>
                 <w:szCs w:val="24"/>
               </w:rPr>
             </w:r>
             <w:r>
               <w:rPr>
                 <w:rFonts w:cs="宋体" w:hint="eastAsia"/>
+                <w:noProof/>
                 <w:szCs w:val="24"/>
               </w:rPr>
               <w:fldChar w:fldCharType="separate"/>
             </w:r>
             <w:r>
               <w:rPr>
+                <w:rFonts w:cs="宋体"/>
+                <w:noProof/>
+                <w:szCs w:val="24"/>
+              </w:rPr>
+              <w:t>6</w:t>
+            </w:r>
+            <w:r>
+              <w:rPr>
                 <w:rFonts w:cs="宋体" w:hint="eastAsia"/>
-                <w:szCs w:val="24"/>
-              </w:rPr>
-              <w:t>6</w:t>
-            </w:r>
-            <w:r>
-              <w:rPr>
-                <w:rFonts w:cs="宋体" w:hint="eastAsia"/>
+                <w:noProof/>
                 <w:szCs w:val="24"/>
               </w:rPr>
               <w:fldChar w:fldCharType="end"/>
@@ -3145,6 +3333,7 @@
             <w:spacing w:line="288" w:lineRule="auto"/>
             <w:rPr>
               <w:rFonts w:cs="宋体"/>
+              <w:noProof/>
               <w:szCs w:val="24"/>
             </w:rPr>
           </w:pPr>
@@ -3152,6 +3341,7 @@
             <w:r>
               <w:rPr>
                 <w:rFonts w:cs="宋体" w:hint="eastAsia"/>
+                <w:noProof/>
                 <w:szCs w:val="24"/>
               </w:rPr>
               <w:t>八、结论</w:t>
@@ -3159,6 +3349,7 @@
             <w:r>
               <w:rPr>
                 <w:rFonts w:cs="宋体" w:hint="eastAsia"/>
+                <w:noProof/>
                 <w:szCs w:val="24"/>
               </w:rPr>
               <w:tab/>
@@ -3166,6 +3357,7 @@
             <w:r>
               <w:rPr>
                 <w:rFonts w:cs="宋体" w:hint="eastAsia"/>
+                <w:noProof/>
                 <w:szCs w:val="24"/>
               </w:rPr>
               <w:fldChar w:fldCharType="begin"/>
@@ -3173,6 +3365,7 @@
             <w:r>
               <w:rPr>
                 <w:rFonts w:cs="宋体" w:hint="eastAsia"/>
+                <w:noProof/>
                 <w:szCs w:val="24"/>
               </w:rPr>
               <w:instrText xml:space="preserve"> PAGEREF _Toc30918 \h </w:instrText>
@@ -3180,26 +3373,30 @@
             <w:r>
               <w:rPr>
                 <w:rFonts w:cs="宋体" w:hint="eastAsia"/>
+                <w:noProof/>
                 <w:szCs w:val="24"/>
               </w:rPr>
             </w:r>
             <w:r>
               <w:rPr>
                 <w:rFonts w:cs="宋体" w:hint="eastAsia"/>
+                <w:noProof/>
                 <w:szCs w:val="24"/>
               </w:rPr>
               <w:fldChar w:fldCharType="separate"/>
             </w:r>
             <w:r>
               <w:rPr>
+                <w:rFonts w:cs="宋体"/>
+                <w:noProof/>
+                <w:szCs w:val="24"/>
+              </w:rPr>
+              <w:t>6</w:t>
+            </w:r>
+            <w:r>
+              <w:rPr>
                 <w:rFonts w:cs="宋体" w:hint="eastAsia"/>
-                <w:szCs w:val="24"/>
-              </w:rPr>
-              <w:t>6</w:t>
-            </w:r>
-            <w:r>
-              <w:rPr>
-                <w:rFonts w:cs="宋体" w:hint="eastAsia"/>
+                <w:noProof/>
                 <w:szCs w:val="24"/>
               </w:rPr>
               <w:fldChar w:fldCharType="end"/>
@@ -3215,6 +3412,7 @@
             <w:spacing w:line="288" w:lineRule="auto"/>
             <w:rPr>
               <w:rFonts w:cs="宋体"/>
+              <w:noProof/>
               <w:szCs w:val="24"/>
             </w:rPr>
           </w:pPr>
@@ -3222,6 +3420,7 @@
             <w:r>
               <w:rPr>
                 <w:rFonts w:cs="宋体" w:hint="eastAsia"/>
+                <w:noProof/>
                 <w:szCs w:val="24"/>
               </w:rPr>
               <w:t>参考文献</w:t>
@@ -3229,6 +3428,7 @@
             <w:r>
               <w:rPr>
                 <w:rFonts w:cs="宋体" w:hint="eastAsia"/>
+                <w:noProof/>
                 <w:szCs w:val="24"/>
               </w:rPr>
               <w:tab/>
@@ -3236,6 +3436,7 @@
             <w:r>
               <w:rPr>
                 <w:rFonts w:cs="宋体" w:hint="eastAsia"/>
+                <w:noProof/>
                 <w:szCs w:val="24"/>
               </w:rPr>
               <w:fldChar w:fldCharType="begin"/>
@@ -3243,6 +3444,7 @@
             <w:r>
               <w:rPr>
                 <w:rFonts w:cs="宋体" w:hint="eastAsia"/>
+                <w:noProof/>
                 <w:szCs w:val="24"/>
               </w:rPr>
               <w:instrText xml:space="preserve"> PAGEREF _Toc18857 \h </w:instrText>
@@ -3250,26 +3452,30 @@
             <w:r>
               <w:rPr>
                 <w:rFonts w:cs="宋体" w:hint="eastAsia"/>
+                <w:noProof/>
                 <w:szCs w:val="24"/>
               </w:rPr>
             </w:r>
             <w:r>
               <w:rPr>
                 <w:rFonts w:cs="宋体" w:hint="eastAsia"/>
+                <w:noProof/>
                 <w:szCs w:val="24"/>
               </w:rPr>
               <w:fldChar w:fldCharType="separate"/>
             </w:r>
             <w:r>
               <w:rPr>
+                <w:rFonts w:cs="宋体"/>
+                <w:noProof/>
+                <w:szCs w:val="24"/>
+              </w:rPr>
+              <w:t>6</w:t>
+            </w:r>
+            <w:r>
+              <w:rPr>
                 <w:rFonts w:cs="宋体" w:hint="eastAsia"/>
-                <w:szCs w:val="24"/>
-              </w:rPr>
-              <w:t>7</w:t>
-            </w:r>
-            <w:r>
-              <w:rPr>
-                <w:rFonts w:cs="宋体" w:hint="eastAsia"/>
+                <w:noProof/>
                 <w:szCs w:val="24"/>
               </w:rPr>
               <w:fldChar w:fldCharType="end"/>
@@ -3285,6 +3491,7 @@
             <w:spacing w:line="288" w:lineRule="auto"/>
             <w:rPr>
               <w:rFonts w:cs="宋体"/>
+              <w:noProof/>
               <w:szCs w:val="24"/>
             </w:rPr>
           </w:pPr>
@@ -3292,6 +3499,7 @@
             <w:r>
               <w:rPr>
                 <w:rFonts w:cs="宋体" w:hint="eastAsia"/>
+                <w:noProof/>
                 <w:szCs w:val="24"/>
               </w:rPr>
               <w:t>附录</w:t>
@@ -3299,6 +3507,7 @@
             <w:r>
               <w:rPr>
                 <w:rFonts w:cs="宋体" w:hint="eastAsia"/>
+                <w:noProof/>
                 <w:szCs w:val="24"/>
               </w:rPr>
               <w:tab/>
@@ -3306,6 +3515,7 @@
             <w:r>
               <w:rPr>
                 <w:rFonts w:cs="宋体" w:hint="eastAsia"/>
+                <w:noProof/>
                 <w:szCs w:val="24"/>
               </w:rPr>
               <w:fldChar w:fldCharType="begin"/>
@@ -3313,6 +3523,7 @@
             <w:r>
               <w:rPr>
                 <w:rFonts w:cs="宋体" w:hint="eastAsia"/>
+                <w:noProof/>
                 <w:szCs w:val="24"/>
               </w:rPr>
               <w:instrText xml:space="preserve"> PAGEREF _Toc18921 \h </w:instrText>
@@ -3320,26 +3531,30 @@
             <w:r>
               <w:rPr>
                 <w:rFonts w:cs="宋体" w:hint="eastAsia"/>
+                <w:noProof/>
                 <w:szCs w:val="24"/>
               </w:rPr>
             </w:r>
             <w:r>
               <w:rPr>
                 <w:rFonts w:cs="宋体" w:hint="eastAsia"/>
+                <w:noProof/>
                 <w:szCs w:val="24"/>
               </w:rPr>
               <w:fldChar w:fldCharType="separate"/>
             </w:r>
             <w:r>
               <w:rPr>
+                <w:rFonts w:cs="宋体"/>
+                <w:noProof/>
+                <w:szCs w:val="24"/>
+              </w:rPr>
+              <w:t>7</w:t>
+            </w:r>
+            <w:r>
+              <w:rPr>
                 <w:rFonts w:cs="宋体" w:hint="eastAsia"/>
-                <w:szCs w:val="24"/>
-              </w:rPr>
-              <w:t>7</w:t>
-            </w:r>
-            <w:r>
-              <w:rPr>
-                <w:rFonts w:cs="宋体" w:hint="eastAsia"/>
+                <w:noProof/>
                 <w:szCs w:val="24"/>
               </w:rPr>
               <w:fldChar w:fldCharType="end"/>
@@ -3355,6 +3570,7 @@
             <w:spacing w:line="288" w:lineRule="auto"/>
             <w:rPr>
               <w:rFonts w:cs="宋体"/>
+              <w:noProof/>
               <w:szCs w:val="24"/>
             </w:rPr>
           </w:pPr>
@@ -3362,6 +3578,7 @@
             <w:r>
               <w:rPr>
                 <w:rFonts w:cs="宋体" w:hint="eastAsia"/>
+                <w:noProof/>
                 <w:szCs w:val="24"/>
               </w:rPr>
               <w:t>附录A 主要程序说明</w:t>
@@ -3369,6 +3586,7 @@
             <w:r>
               <w:rPr>
                 <w:rFonts w:cs="宋体" w:hint="eastAsia"/>
+                <w:noProof/>
                 <w:szCs w:val="24"/>
               </w:rPr>
               <w:tab/>
@@ -3376,6 +3594,7 @@
             <w:r>
               <w:rPr>
                 <w:rFonts w:cs="宋体" w:hint="eastAsia"/>
+                <w:noProof/>
                 <w:szCs w:val="24"/>
               </w:rPr>
               <w:fldChar w:fldCharType="begin"/>
@@ -3383,6 +3602,7 @@
             <w:r>
               <w:rPr>
                 <w:rFonts w:cs="宋体" w:hint="eastAsia"/>
+                <w:noProof/>
                 <w:szCs w:val="24"/>
               </w:rPr>
               <w:instrText xml:space="preserve"> PAGEREF _Toc2908 \h </w:instrText>
@@ -3390,26 +3610,30 @@
             <w:r>
               <w:rPr>
                 <w:rFonts w:cs="宋体" w:hint="eastAsia"/>
+                <w:noProof/>
                 <w:szCs w:val="24"/>
               </w:rPr>
             </w:r>
             <w:r>
               <w:rPr>
                 <w:rFonts w:cs="宋体" w:hint="eastAsia"/>
+                <w:noProof/>
                 <w:szCs w:val="24"/>
               </w:rPr>
               <w:fldChar w:fldCharType="separate"/>
             </w:r>
             <w:r>
               <w:rPr>
+                <w:rFonts w:cs="宋体"/>
+                <w:noProof/>
+                <w:szCs w:val="24"/>
+              </w:rPr>
+              <w:t>7</w:t>
+            </w:r>
+            <w:r>
+              <w:rPr>
                 <w:rFonts w:cs="宋体" w:hint="eastAsia"/>
-                <w:szCs w:val="24"/>
-              </w:rPr>
-              <w:t>7</w:t>
-            </w:r>
-            <w:r>
-              <w:rPr>
-                <w:rFonts w:cs="宋体" w:hint="eastAsia"/>
+                <w:noProof/>
                 <w:szCs w:val="24"/>
               </w:rPr>
               <w:fldChar w:fldCharType="end"/>
@@ -3424,7 +3648,8 @@
             </w:tabs>
             <w:spacing w:line="288" w:lineRule="auto"/>
             <w:rPr>
-              <w:rFonts w:ascii="SimHei" w:eastAsia="SimHei" w:hAnsi="SimHei" w:cs="SimHei"/>
+              <w:rFonts w:ascii="黑体" w:eastAsia="黑体" w:hAnsi="黑体" w:cs="黑体"/>
+              <w:noProof/>
               <w:sz w:val="28"/>
               <w:szCs w:val="28"/>
             </w:rPr>
@@ -3433,6 +3658,7 @@
             <w:r>
               <w:rPr>
                 <w:rFonts w:cs="宋体" w:hint="eastAsia"/>
+                <w:noProof/>
                 <w:szCs w:val="24"/>
               </w:rPr>
               <w:t>格式检查清单</w:t>
@@ -3440,6 +3666,7 @@
             <w:r>
               <w:rPr>
                 <w:rFonts w:cs="宋体" w:hint="eastAsia"/>
+                <w:noProof/>
                 <w:szCs w:val="24"/>
               </w:rPr>
               <w:tab/>
@@ -3447,6 +3674,7 @@
             <w:r>
               <w:rPr>
                 <w:rFonts w:cs="宋体" w:hint="eastAsia"/>
+                <w:noProof/>
                 <w:szCs w:val="24"/>
               </w:rPr>
               <w:fldChar w:fldCharType="begin"/>
@@ -3454,6 +3682,7 @@
             <w:r>
               <w:rPr>
                 <w:rFonts w:cs="宋体" w:hint="eastAsia"/>
+                <w:noProof/>
                 <w:szCs w:val="24"/>
               </w:rPr>
               <w:instrText xml:space="preserve"> PAGEREF _Toc28575 \h </w:instrText>
@@ -3461,26 +3690,30 @@
             <w:r>
               <w:rPr>
                 <w:rFonts w:cs="宋体" w:hint="eastAsia"/>
+                <w:noProof/>
                 <w:szCs w:val="24"/>
               </w:rPr>
             </w:r>
             <w:r>
               <w:rPr>
                 <w:rFonts w:cs="宋体" w:hint="eastAsia"/>
+                <w:noProof/>
                 <w:szCs w:val="24"/>
               </w:rPr>
               <w:fldChar w:fldCharType="separate"/>
             </w:r>
             <w:r>
               <w:rPr>
+                <w:rFonts w:cs="宋体"/>
+                <w:noProof/>
+                <w:szCs w:val="24"/>
+              </w:rPr>
+              <w:t>8</w:t>
+            </w:r>
+            <w:r>
+              <w:rPr>
                 <w:rFonts w:cs="宋体" w:hint="eastAsia"/>
-                <w:szCs w:val="24"/>
-              </w:rPr>
-              <w:t>7</w:t>
-            </w:r>
-            <w:r>
-              <w:rPr>
-                <w:rFonts w:cs="宋体" w:hint="eastAsia"/>
+                <w:noProof/>
                 <w:szCs w:val="24"/>
               </w:rPr>
               <w:fldChar w:fldCharType="end"/>
@@ -3492,14 +3725,14 @@
             <w:spacing w:before="240" w:after="120" w:line="288" w:lineRule="auto"/>
             <w:jc w:val="center"/>
             <w:rPr>
-              <w:rFonts w:ascii="SimHei" w:eastAsia="SimHei" w:hAnsi="SimHei" w:cs="SimHei"/>
+              <w:rFonts w:ascii="黑体" w:eastAsia="黑体" w:hAnsi="黑体" w:cs="黑体"/>
               <w:sz w:val="28"/>
               <w:szCs w:val="28"/>
             </w:rPr>
           </w:pPr>
           <w:r>
             <w:rPr>
-              <w:rFonts w:ascii="SimHei" w:eastAsia="SimHei" w:hAnsi="SimHei" w:cs="SimHei" w:hint="eastAsia"/>
+              <w:rFonts w:ascii="黑体" w:eastAsia="黑体" w:hAnsi="黑体" w:cs="黑体" w:hint="eastAsia"/>
               <w:sz w:val="28"/>
               <w:szCs w:val="28"/>
             </w:rPr>
@@ -3511,7 +3744,7 @@
             <w:spacing w:before="240" w:after="120" w:line="288" w:lineRule="auto"/>
             <w:jc w:val="center"/>
             <w:rPr>
-              <w:rFonts w:ascii="Times New Roman" w:eastAsia="SimHei" w:hAnsi="Times New Roman"/>
+              <w:rFonts w:ascii="Times New Roman" w:eastAsia="黑体" w:hAnsi="Times New Roman"/>
             </w:rPr>
           </w:pPr>
         </w:p>
@@ -3520,7 +3753,7 @@
             <w:spacing w:before="240" w:after="120" w:line="288" w:lineRule="auto"/>
             <w:jc w:val="center"/>
             <w:rPr>
-              <w:rFonts w:ascii="Times New Roman" w:eastAsia="SimHei" w:hAnsi="Times New Roman"/>
+              <w:rFonts w:ascii="Times New Roman" w:eastAsia="黑体" w:hAnsi="Times New Roman"/>
             </w:rPr>
           </w:pPr>
         </w:p>
@@ -3529,7 +3762,7 @@
             <w:spacing w:before="240" w:after="120" w:line="288" w:lineRule="auto"/>
             <w:jc w:val="center"/>
             <w:rPr>
-              <w:rFonts w:ascii="Times New Roman" w:eastAsia="SimHei" w:hAnsi="Times New Roman"/>
+              <w:rFonts w:ascii="Times New Roman" w:eastAsia="黑体" w:hAnsi="Times New Roman"/>
             </w:rPr>
           </w:pPr>
         </w:p>
@@ -3538,7 +3771,7 @@
             <w:spacing w:before="240" w:after="120" w:line="288" w:lineRule="auto"/>
             <w:jc w:val="center"/>
             <w:rPr>
-              <w:rFonts w:ascii="Times New Roman" w:eastAsia="SimHei" w:hAnsi="Times New Roman"/>
+              <w:rFonts w:ascii="Times New Roman" w:eastAsia="黑体" w:hAnsi="Times New Roman"/>
               <w:b/>
               <w:sz w:val="28"/>
             </w:rPr>
@@ -3558,7 +3791,7 @@
       <w:bookmarkStart w:id="3" w:name="_Toc25070"/>
       <w:r>
         <w:rPr>
-          <w:rFonts w:ascii="Times New Roman" w:eastAsia="SimHei" w:hAnsi="Times New Roman"/>
+          <w:rFonts w:ascii="Times New Roman" w:eastAsia="黑体" w:hAnsi="Times New Roman"/>
           <w:b/>
           <w:sz w:val="28"/>
           <w:lang w:eastAsia="zh-CN"/>
@@ -3578,7 +3811,7 @@
       <w:bookmarkStart w:id="4" w:name="_Toc17644"/>
       <w:r>
         <w:rPr>
-          <w:rFonts w:ascii="Times New Roman" w:eastAsia="SimHei" w:hAnsi="Times New Roman"/>
+          <w:rFonts w:ascii="Times New Roman" w:eastAsia="黑体" w:hAnsi="Times New Roman"/>
           <w:b/>
           <w:lang w:eastAsia="zh-CN"/>
         </w:rPr>
@@ -3586,7 +3819,7 @@
       </w:r>
       <w:r>
         <w:rPr>
-          <w:rFonts w:ascii="Times New Roman" w:eastAsia="SimHei" w:hAnsi="Times New Roman"/>
+          <w:rFonts w:ascii="Times New Roman" w:eastAsia="黑体" w:hAnsi="Times New Roman"/>
           <w:b/>
           <w:lang w:eastAsia="zh-CN"/>
         </w:rPr>
@@ -3621,7 +3854,7 @@
       <w:bookmarkStart w:id="5" w:name="_Toc1798"/>
       <w:r>
         <w:rPr>
-          <w:rFonts w:ascii="Times New Roman" w:eastAsia="SimHei" w:hAnsi="Times New Roman"/>
+          <w:rFonts w:ascii="Times New Roman" w:eastAsia="黑体" w:hAnsi="Times New Roman"/>
           <w:b/>
           <w:lang w:eastAsia="zh-CN"/>
         </w:rPr>
@@ -3629,7 +3862,7 @@
       </w:r>
       <w:r>
         <w:rPr>
-          <w:rFonts w:ascii="Times New Roman" w:eastAsia="SimHei" w:hAnsi="Times New Roman"/>
+          <w:rFonts w:ascii="Times New Roman" w:eastAsia="黑体" w:hAnsi="Times New Roman"/>
           <w:b/>
           <w:lang w:eastAsia="zh-CN"/>
         </w:rPr>
@@ -3717,7 +3950,7 @@
       <w:bookmarkStart w:id="6" w:name="_Toc3628"/>
       <w:r>
         <w:rPr>
-          <w:rFonts w:ascii="Times New Roman" w:eastAsia="SimHei" w:hAnsi="Times New Roman"/>
+          <w:rFonts w:ascii="Times New Roman" w:eastAsia="黑体" w:hAnsi="Times New Roman"/>
           <w:b/>
           <w:sz w:val="28"/>
           <w:lang w:eastAsia="zh-CN"/>
@@ -3798,7 +4031,7 @@
             </w:pPr>
             <w:r>
               <w:rPr>
-                <w:rFonts w:ascii="Times New Roman" w:eastAsia="SimHei" w:hAnsi="Times New Roman"/>
+                <w:rFonts w:ascii="Times New Roman" w:eastAsia="黑体" w:hAnsi="Times New Roman"/>
                 <w:b/>
                 <w:color w:val="FFFFFF"/>
                 <w:sz w:val="21"/>
@@ -3864,7 +4097,7 @@
             </w:pPr>
             <w:r>
               <w:rPr>
-                <w:rFonts w:ascii="Times New Roman" w:eastAsia="SimHei" w:hAnsi="Times New Roman"/>
+                <w:rFonts w:ascii="Times New Roman" w:eastAsia="黑体" w:hAnsi="Times New Roman"/>
                 <w:b/>
                 <w:color w:val="FFFFFF"/>
                 <w:sz w:val="21"/>
@@ -3930,7 +4163,7 @@
             </w:pPr>
             <w:r>
               <w:rPr>
-                <w:rFonts w:ascii="Times New Roman" w:eastAsia="SimHei" w:hAnsi="Times New Roman"/>
+                <w:rFonts w:ascii="Times New Roman" w:eastAsia="黑体" w:hAnsi="Times New Roman"/>
                 <w:b/>
                 <w:color w:val="FFFFFF"/>
                 <w:sz w:val="21"/>
@@ -3939,7 +4172,7 @@
             </w:r>
             <w:r>
               <w:rPr>
-                <w:rFonts w:ascii="Times New Roman" w:eastAsia="SimHei" w:hAnsi="Times New Roman"/>
+                <w:rFonts w:ascii="Times New Roman" w:eastAsia="黑体" w:hAnsi="Times New Roman"/>
                 <w:b/>
                 <w:color w:val="FFFFFF"/>
                 <w:sz w:val="21"/>
@@ -3948,7 +4181,7 @@
             </w:r>
             <w:r>
               <w:rPr>
-                <w:rFonts w:ascii="Times New Roman" w:eastAsia="SimHei" w:hAnsi="Times New Roman"/>
+                <w:rFonts w:ascii="Times New Roman" w:eastAsia="黑体" w:hAnsi="Times New Roman"/>
                 <w:b/>
                 <w:color w:val="FFFFFF"/>
                 <w:sz w:val="21"/>
@@ -4014,7 +4247,7 @@
             </w:pPr>
             <w:r>
               <w:rPr>
-                <w:rFonts w:ascii="Times New Roman" w:eastAsia="SimHei" w:hAnsi="Times New Roman"/>
+                <w:rFonts w:ascii="Times New Roman" w:eastAsia="黑体" w:hAnsi="Times New Roman"/>
                 <w:b/>
                 <w:color w:val="FFFFFF"/>
                 <w:sz w:val="21"/>
@@ -4080,7 +4313,7 @@
             </w:pPr>
             <w:r>
               <w:rPr>
-                <w:rFonts w:ascii="Times New Roman" w:eastAsia="SimHei" w:hAnsi="Times New Roman"/>
+                <w:rFonts w:ascii="Times New Roman" w:eastAsia="黑体" w:hAnsi="Times New Roman"/>
                 <w:b/>
                 <w:color w:val="FFFFFF"/>
                 <w:sz w:val="21"/>
@@ -4158,7 +4391,7 @@
       <w:bookmarkStart w:id="7" w:name="_Toc9292"/>
       <w:r>
         <w:rPr>
-          <w:rFonts w:ascii="Times New Roman" w:eastAsia="SimHei" w:hAnsi="Times New Roman"/>
+          <w:rFonts w:ascii="Times New Roman" w:eastAsia="黑体" w:hAnsi="Times New Roman"/>
           <w:b/>
           <w:sz w:val="28"/>
           <w:lang w:eastAsia="zh-CN"/>
@@ -4178,7 +4411,7 @@
       <w:bookmarkStart w:id="8" w:name="_Toc25441"/>
       <w:r>
         <w:rPr>
-          <w:rFonts w:ascii="Times New Roman" w:eastAsia="SimHei" w:hAnsi="Times New Roman"/>
+          <w:rFonts w:ascii="Times New Roman" w:eastAsia="黑体" w:hAnsi="Times New Roman"/>
           <w:b/>
           <w:lang w:eastAsia="zh-CN"/>
         </w:rPr>
@@ -4186,7 +4419,7 @@
       </w:r>
       <w:r>
         <w:rPr>
-          <w:rFonts w:ascii="Times New Roman" w:eastAsia="SimHei" w:hAnsi="Times New Roman"/>
+          <w:rFonts w:ascii="Times New Roman" w:eastAsia="黑体" w:hAnsi="Times New Roman"/>
           <w:b/>
           <w:lang w:eastAsia="zh-CN"/>
         </w:rPr>
@@ -4263,7 +4496,7 @@
         <w:spacing w:before="160" w:after="80"/>
         <w:outlineLvl w:val="1"/>
         <w:rPr>
-          <w:rFonts w:ascii="Times New Roman" w:eastAsia="SimHei" w:hAnsi="Times New Roman"/>
+          <w:rFonts w:ascii="Times New Roman" w:eastAsia="黑体" w:hAnsi="Times New Roman"/>
           <w:b/>
           <w:lang w:eastAsia="zh-CN"/>
         </w:rPr>
@@ -4271,7 +4504,7 @@
       <w:bookmarkStart w:id="9" w:name="_Toc21808"/>
       <w:r>
         <w:rPr>
-          <w:rFonts w:ascii="Times New Roman" w:eastAsia="SimHei" w:hAnsi="Times New Roman"/>
+          <w:rFonts w:ascii="Times New Roman" w:eastAsia="黑体" w:hAnsi="Times New Roman"/>
           <w:b/>
           <w:lang w:eastAsia="zh-CN"/>
         </w:rPr>
@@ -4279,7 +4512,7 @@
       </w:r>
       <w:r>
         <w:rPr>
-          <w:rFonts w:ascii="Times New Roman" w:eastAsia="SimHei" w:hAnsi="Times New Roman"/>
+          <w:rFonts w:ascii="Times New Roman" w:eastAsia="黑体" w:hAnsi="Times New Roman"/>
           <w:b/>
           <w:lang w:eastAsia="zh-CN"/>
         </w:rPr>
@@ -4292,7 +4525,7 @@
         <w:spacing w:before="160" w:after="80"/>
         <w:outlineLvl w:val="1"/>
         <w:rPr>
-          <w:rFonts w:ascii="Times New Roman" w:eastAsia="SimHei" w:hAnsi="Times New Roman"/>
+          <w:rFonts w:ascii="Times New Roman" w:eastAsia="黑体" w:hAnsi="Times New Roman"/>
           <w:b/>
           <w:lang w:eastAsia="zh-CN"/>
         </w:rPr>
@@ -4303,7 +4536,7 @@
         <w:spacing w:before="160" w:after="80"/>
         <w:outlineLvl w:val="1"/>
         <w:rPr>
-          <w:rFonts w:ascii="Times New Roman" w:eastAsia="SimHei" w:hAnsi="Times New Roman"/>
+          <w:rFonts w:ascii="Times New Roman" w:eastAsia="黑体" w:hAnsi="Times New Roman"/>
           <w:b/>
           <w:lang w:eastAsia="zh-CN"/>
         </w:rPr>
@@ -4314,7 +4547,7 @@
         <w:spacing w:before="160" w:after="80"/>
         <w:outlineLvl w:val="1"/>
         <w:rPr>
-          <w:rFonts w:ascii="Times New Roman" w:eastAsia="SimHei" w:hAnsi="Times New Roman"/>
+          <w:rFonts w:ascii="Times New Roman" w:eastAsia="黑体" w:hAnsi="Times New Roman"/>
           <w:b/>
           <w:lang w:eastAsia="zh-CN"/>
         </w:rPr>
@@ -4325,7 +4558,7 @@
         <w:spacing w:before="160" w:after="80"/>
         <w:outlineLvl w:val="1"/>
         <w:rPr>
-          <w:rFonts w:ascii="Times New Roman" w:eastAsia="SimHei" w:hAnsi="Times New Roman"/>
+          <w:rFonts w:ascii="Times New Roman" w:eastAsia="黑体" w:hAnsi="Times New Roman"/>
           <w:b/>
           <w:lang w:eastAsia="zh-CN"/>
         </w:rPr>
@@ -4336,7 +4569,7 @@
         <w:spacing w:before="160" w:after="80"/>
         <w:outlineLvl w:val="1"/>
         <w:rPr>
-          <w:rFonts w:ascii="Times New Roman" w:eastAsia="SimHei" w:hAnsi="Times New Roman"/>
+          <w:rFonts w:ascii="Times New Roman" w:eastAsia="黑体" w:hAnsi="Times New Roman"/>
           <w:b/>
           <w:lang w:eastAsia="zh-CN"/>
         </w:rPr>
@@ -4454,7 +4687,7 @@
       <w:bookmarkStart w:id="10" w:name="_Toc6220"/>
       <w:r>
         <w:rPr>
-          <w:rFonts w:ascii="Times New Roman" w:eastAsia="SimHei" w:hAnsi="Times New Roman"/>
+          <w:rFonts w:ascii="Times New Roman" w:eastAsia="黑体" w:hAnsi="Times New Roman"/>
           <w:b/>
           <w:sz w:val="28"/>
           <w:lang w:eastAsia="zh-CN"/>
@@ -4474,7 +4707,7 @@
       <w:bookmarkStart w:id="11" w:name="_Toc21585"/>
       <w:r>
         <w:rPr>
-          <w:rFonts w:ascii="Times New Roman" w:eastAsia="SimHei" w:hAnsi="Times New Roman"/>
+          <w:rFonts w:ascii="Times New Roman" w:eastAsia="黑体" w:hAnsi="Times New Roman"/>
           <w:b/>
           <w:lang w:eastAsia="zh-CN"/>
         </w:rPr>
@@ -4482,7 +4715,7 @@
       </w:r>
       <w:r>
         <w:rPr>
-          <w:rFonts w:ascii="Times New Roman" w:eastAsia="SimHei" w:hAnsi="Times New Roman"/>
+          <w:rFonts w:ascii="Times New Roman" w:eastAsia="黑体" w:hAnsi="Times New Roman"/>
           <w:b/>
           <w:lang w:eastAsia="zh-CN"/>
         </w:rPr>
@@ -4537,7 +4770,7 @@
       <w:bookmarkStart w:id="12" w:name="_Toc13126"/>
       <w:r>
         <w:rPr>
-          <w:rFonts w:ascii="Times New Roman" w:eastAsia="SimHei" w:hAnsi="Times New Roman"/>
+          <w:rFonts w:ascii="Times New Roman" w:eastAsia="黑体" w:hAnsi="Times New Roman"/>
           <w:b/>
           <w:lang w:eastAsia="zh-CN"/>
         </w:rPr>
@@ -4545,7 +4778,7 @@
       </w:r>
       <w:r>
         <w:rPr>
-          <w:rFonts w:ascii="Times New Roman" w:eastAsia="SimHei" w:hAnsi="Times New Roman"/>
+          <w:rFonts w:ascii="Times New Roman" w:eastAsia="黑体" w:hAnsi="Times New Roman"/>
           <w:b/>
           <w:lang w:eastAsia="zh-CN"/>
         </w:rPr>
@@ -4662,7 +4895,7 @@
       <w:bookmarkStart w:id="13" w:name="_Toc14604"/>
       <w:r>
         <w:rPr>
-          <w:rFonts w:ascii="Times New Roman" w:eastAsia="SimHei" w:hAnsi="Times New Roman"/>
+          <w:rFonts w:ascii="Times New Roman" w:eastAsia="黑体" w:hAnsi="Times New Roman"/>
           <w:b/>
           <w:sz w:val="28"/>
           <w:lang w:eastAsia="zh-CN"/>
@@ -4682,7 +4915,7 @@
       <w:bookmarkStart w:id="14" w:name="_Toc16711"/>
       <w:r>
         <w:rPr>
-          <w:rFonts w:ascii="Times New Roman" w:eastAsia="SimHei" w:hAnsi="Times New Roman"/>
+          <w:rFonts w:ascii="Times New Roman" w:eastAsia="黑体" w:hAnsi="Times New Roman"/>
           <w:b/>
           <w:lang w:eastAsia="zh-CN"/>
         </w:rPr>
@@ -4690,7 +4923,7 @@
       </w:r>
       <w:r>
         <w:rPr>
-          <w:rFonts w:ascii="Times New Roman" w:eastAsia="SimHei" w:hAnsi="Times New Roman"/>
+          <w:rFonts w:ascii="Times New Roman" w:eastAsia="黑体" w:hAnsi="Times New Roman"/>
           <w:b/>
           <w:lang w:eastAsia="zh-CN"/>
         </w:rPr>
@@ -4852,7 +5085,7 @@
       </w:pPr>
       <w:r>
         <w:rPr>
-          <w:rFonts w:ascii="Times New Roman" w:eastAsia="SimHei" w:hAnsi="Times New Roman"/>
+          <w:rFonts w:ascii="Times New Roman" w:eastAsia="黑体" w:hAnsi="Times New Roman"/>
           <w:b/>
         </w:rPr>
         <w:t>示例公式：</w:t>
@@ -5399,7 +5632,7 @@
       <w:bookmarkStart w:id="15" w:name="_Toc11802"/>
       <w:r>
         <w:rPr>
-          <w:rFonts w:ascii="Times New Roman" w:eastAsia="SimHei" w:hAnsi="Times New Roman"/>
+          <w:rFonts w:ascii="Times New Roman" w:eastAsia="黑体" w:hAnsi="Times New Roman"/>
           <w:b/>
           <w:lang w:eastAsia="zh-CN"/>
         </w:rPr>
@@ -5407,7 +5640,7 @@
       </w:r>
       <w:r>
         <w:rPr>
-          <w:rFonts w:ascii="Times New Roman" w:eastAsia="SimHei" w:hAnsi="Times New Roman"/>
+          <w:rFonts w:ascii="Times New Roman" w:eastAsia="黑体" w:hAnsi="Times New Roman"/>
           <w:b/>
           <w:lang w:eastAsia="zh-CN"/>
         </w:rPr>
@@ -5598,7 +5831,7 @@
       <w:bookmarkStart w:id="16" w:name="_Toc8327"/>
       <w:r>
         <w:rPr>
-          <w:rFonts w:ascii="Times New Roman" w:eastAsia="SimHei" w:hAnsi="Times New Roman"/>
+          <w:rFonts w:ascii="Times New Roman" w:eastAsia="黑体" w:hAnsi="Times New Roman"/>
           <w:b/>
           <w:lang w:eastAsia="zh-CN"/>
         </w:rPr>
@@ -5606,7 +5839,7 @@
       </w:r>
       <w:r>
         <w:rPr>
-          <w:rFonts w:ascii="Times New Roman" w:eastAsia="SimHei" w:hAnsi="Times New Roman"/>
+          <w:rFonts w:ascii="Times New Roman" w:eastAsia="黑体" w:hAnsi="Times New Roman"/>
           <w:b/>
           <w:lang w:eastAsia="zh-CN"/>
         </w:rPr>
@@ -5664,7 +5897,7 @@
       </w:pPr>
       <w:r>
         <w:rPr>
-          <w:rFonts w:ascii="Times New Roman" w:eastAsia="SimHei" w:hAnsi="Times New Roman"/>
+          <w:rFonts w:ascii="Times New Roman" w:eastAsia="黑体" w:hAnsi="Times New Roman"/>
           <w:b/>
         </w:rPr>
         <w:t>示例形式：</w:t>
@@ -5706,7 +5939,7 @@
       <w:bookmarkStart w:id="17" w:name="_Toc577"/>
       <w:r>
         <w:rPr>
-          <w:rFonts w:ascii="Times New Roman" w:eastAsia="SimHei" w:hAnsi="Times New Roman"/>
+          <w:rFonts w:ascii="Times New Roman" w:eastAsia="黑体" w:hAnsi="Times New Roman"/>
           <w:b/>
           <w:sz w:val="28"/>
           <w:lang w:eastAsia="zh-CN"/>
@@ -5720,13 +5953,14 @@
         <w:spacing w:before="160" w:after="80"/>
         <w:outlineLvl w:val="1"/>
         <w:rPr>
+          <w:rFonts w:hint="eastAsia"/>
           <w:lang w:eastAsia="zh-CN"/>
         </w:rPr>
       </w:pPr>
       <w:bookmarkStart w:id="18" w:name="_Toc18178"/>
       <w:r>
         <w:rPr>
-          <w:rFonts w:ascii="Times New Roman" w:eastAsia="SimHei" w:hAnsi="Times New Roman"/>
+          <w:rFonts w:ascii="Times New Roman" w:eastAsia="黑体" w:hAnsi="Times New Roman"/>
           <w:b/>
           <w:lang w:eastAsia="zh-CN"/>
         </w:rPr>
@@ -5734,7 +5968,7 @@
       </w:r>
       <w:r>
         <w:rPr>
-          <w:rFonts w:ascii="Times New Roman" w:eastAsia="SimHei" w:hAnsi="Times New Roman"/>
+          <w:rFonts w:ascii="Times New Roman" w:eastAsia="黑体" w:hAnsi="Times New Roman"/>
           <w:b/>
           <w:lang w:eastAsia="zh-CN"/>
         </w:rPr>
@@ -5861,7 +6095,7 @@
             </w:pPr>
             <w:r>
               <w:rPr>
-                <w:rFonts w:ascii="Times New Roman" w:eastAsia="SimHei" w:hAnsi="Times New Roman"/>
+                <w:rFonts w:ascii="Times New Roman" w:eastAsia="黑体" w:hAnsi="Times New Roman"/>
                 <w:b/>
                 <w:color w:val="FFFFFF"/>
                 <w:sz w:val="21"/>
@@ -5897,7 +6131,7 @@
             </w:pPr>
             <w:r>
               <w:rPr>
-                <w:rFonts w:ascii="Times New Roman" w:eastAsia="SimHei" w:hAnsi="Times New Roman"/>
+                <w:rFonts w:ascii="Times New Roman" w:eastAsia="黑体" w:hAnsi="Times New Roman"/>
                 <w:b/>
                 <w:color w:val="FFFFFF"/>
                 <w:sz w:val="21"/>
@@ -5933,7 +6167,7 @@
             </w:pPr>
             <w:r>
               <w:rPr>
-                <w:rFonts w:ascii="Times New Roman" w:eastAsia="SimHei" w:hAnsi="Times New Roman"/>
+                <w:rFonts w:ascii="Times New Roman" w:eastAsia="黑体" w:hAnsi="Times New Roman"/>
                 <w:b/>
                 <w:color w:val="FFFFFF"/>
                 <w:sz w:val="21"/>
@@ -5969,7 +6203,7 @@
             </w:pPr>
             <w:r>
               <w:rPr>
-                <w:rFonts w:ascii="Times New Roman" w:eastAsia="SimHei" w:hAnsi="Times New Roman"/>
+                <w:rFonts w:ascii="Times New Roman" w:eastAsia="黑体" w:hAnsi="Times New Roman"/>
                 <w:b/>
                 <w:color w:val="FFFFFF"/>
                 <w:sz w:val="21"/>
@@ -6005,7 +6239,7 @@
             </w:pPr>
             <w:r>
               <w:rPr>
-                <w:rFonts w:ascii="Times New Roman" w:eastAsia="SimHei" w:hAnsi="Times New Roman"/>
+                <w:rFonts w:ascii="Times New Roman" w:eastAsia="黑体" w:hAnsi="Times New Roman"/>
                 <w:b/>
                 <w:color w:val="FFFFFF"/>
                 <w:sz w:val="21"/>
@@ -6591,7 +6825,7 @@
       <w:bookmarkStart w:id="19" w:name="_Toc15394"/>
       <w:r>
         <w:rPr>
-          <w:rFonts w:ascii="Times New Roman" w:eastAsia="SimHei" w:hAnsi="Times New Roman"/>
+          <w:rFonts w:ascii="Times New Roman" w:eastAsia="黑体" w:hAnsi="Times New Roman"/>
           <w:b/>
           <w:lang w:eastAsia="zh-CN"/>
         </w:rPr>
@@ -6599,7 +6833,7 @@
       </w:r>
       <w:r>
         <w:rPr>
-          <w:rFonts w:ascii="Times New Roman" w:eastAsia="SimHei" w:hAnsi="Times New Roman"/>
+          <w:rFonts w:ascii="Times New Roman" w:eastAsia="黑体" w:hAnsi="Times New Roman"/>
           <w:b/>
           <w:lang w:eastAsia="zh-CN"/>
         </w:rPr>
@@ -6612,6 +6846,7 @@
         <w:spacing w:after="80"/>
         <w:ind w:firstLine="420"/>
         <w:rPr>
+          <w:rFonts w:ascii="Times New Roman" w:hAnsi="Times New Roman"/>
           <w:lang w:eastAsia="zh-CN"/>
         </w:rPr>
       </w:pPr>
@@ -6625,6 +6860,107 @@
     </w:p>
     <w:p>
       <w:pPr>
+        <w:spacing w:after="80"/>
+        <w:ind w:firstLine="420"/>
+        <w:rPr>
+          <w:rFonts w:ascii="Times New Roman" w:hAnsi="Times New Roman"/>
+          <w:lang w:eastAsia="zh-CN"/>
+        </w:rPr>
+      </w:pPr>
+    </w:p>
+    <w:p>
+      <w:pPr>
+        <w:spacing w:before="160" w:after="80"/>
+        <w:outlineLvl w:val="1"/>
+        <w:rPr>
+          <w:lang w:eastAsia="zh-CN"/>
+        </w:rPr>
+      </w:pPr>
+      <w:r>
+        <w:rPr>
+          <w:rFonts w:ascii="Times New Roman" w:eastAsia="黑体" w:hAnsi="Times New Roman"/>
+          <w:b/>
+          <w:lang w:eastAsia="zh-CN"/>
+        </w:rPr>
+        <w:t xml:space="preserve">6.2 </w:t>
+      </w:r>
+      <w:r>
+        <w:rPr>
+          <w:rFonts w:ascii="Times New Roman" w:eastAsia="黑体" w:hAnsi="Times New Roman"/>
+          <w:b/>
+          <w:lang w:eastAsia="zh-CN"/>
+        </w:rPr>
+        <w:t>灵敏度分析</w:t>
+      </w:r>
+    </w:p>
+    <w:p>
+      <w:pPr>
+        <w:spacing w:after="80"/>
+        <w:ind w:firstLine="420"/>
+        <w:rPr>
+          <w:lang w:eastAsia="zh-CN"/>
+        </w:rPr>
+      </w:pPr>
+    </w:p>
+    <w:p>
+      <w:pPr>
+        <w:spacing w:after="80"/>
+        <w:ind w:firstLine="420"/>
+        <w:rPr>
+          <w:lang w:eastAsia="zh-CN"/>
+        </w:rPr>
+      </w:pPr>
+    </w:p>
+    <w:p>
+      <w:pPr>
+        <w:spacing w:before="160" w:after="80"/>
+        <w:outlineLvl w:val="1"/>
+        <w:rPr>
+          <w:rFonts w:ascii="Times New Roman" w:eastAsia="黑体" w:hAnsi="Times New Roman"/>
+          <w:b/>
+          <w:lang w:eastAsia="zh-CN"/>
+        </w:rPr>
+      </w:pPr>
+      <w:r>
+        <w:rPr>
+          <w:rFonts w:ascii="Times New Roman" w:eastAsia="黑体" w:hAnsi="Times New Roman"/>
+          <w:b/>
+          <w:lang w:eastAsia="zh-CN"/>
+        </w:rPr>
+        <w:lastRenderedPageBreak/>
+        <w:t xml:space="preserve">6.2 </w:t>
+      </w:r>
+      <w:r>
+        <w:rPr>
+          <w:rFonts w:ascii="Times New Roman" w:eastAsia="黑体" w:hAnsi="Times New Roman" w:hint="eastAsia"/>
+          <w:b/>
+          <w:lang w:eastAsia="zh-CN"/>
+        </w:rPr>
+        <w:t>第一问求解过程</w:t>
+      </w:r>
+    </w:p>
+    <w:p>
+      <w:pPr>
+        <w:spacing w:before="160" w:after="80"/>
+        <w:outlineLvl w:val="1"/>
+        <w:rPr>
+          <w:rFonts w:hint="eastAsia"/>
+          <w:lang w:eastAsia="zh-CN"/>
+        </w:rPr>
+      </w:pPr>
+    </w:p>
+    <w:p>
+      <w:pPr>
+        <w:spacing w:after="80"/>
+        <w:ind w:firstLine="420"/>
+        <w:rPr>
+          <w:rFonts w:hint="eastAsia"/>
+          <w:lang w:eastAsia="zh-CN"/>
+        </w:rPr>
+      </w:pPr>
+    </w:p>
+    <w:p>
+      <w:pPr>
         <w:spacing w:before="80" w:after="40"/>
         <w:jc w:val="center"/>
       </w:pPr>
@@ -6632,7 +6968,6 @@
         <w:rPr>
           <w:noProof/>
         </w:rPr>
-        <w:lastRenderedPageBreak/>
         <w:drawing>
           <wp:inline distT="0" distB="0" distL="114300" distR="114300">
             <wp:extent cx="4859655" cy="2625090"/>
@@ -6717,7 +7052,7 @@
       <w:bookmarkStart w:id="20" w:name="_Toc20229"/>
       <w:r>
         <w:rPr>
-          <w:rFonts w:ascii="Times New Roman" w:eastAsia="SimHei" w:hAnsi="Times New Roman"/>
+          <w:rFonts w:ascii="Times New Roman" w:eastAsia="黑体" w:hAnsi="Times New Roman"/>
           <w:b/>
           <w:sz w:val="28"/>
           <w:lang w:eastAsia="zh-CN"/>
@@ -6737,7 +7072,7 @@
       <w:bookmarkStart w:id="21" w:name="_Toc19012"/>
       <w:r>
         <w:rPr>
-          <w:rFonts w:ascii="Times New Roman" w:eastAsia="SimHei" w:hAnsi="Times New Roman"/>
+          <w:rFonts w:ascii="Times New Roman" w:eastAsia="黑体" w:hAnsi="Times New Roman"/>
           <w:b/>
           <w:lang w:eastAsia="zh-CN"/>
         </w:rPr>
@@ -6745,7 +7080,7 @@
       </w:r>
       <w:r>
         <w:rPr>
-          <w:rFonts w:ascii="Times New Roman" w:eastAsia="SimHei" w:hAnsi="Times New Roman"/>
+          <w:rFonts w:ascii="Times New Roman" w:eastAsia="黑体" w:hAnsi="Times New Roman"/>
           <w:b/>
           <w:lang w:eastAsia="zh-CN"/>
         </w:rPr>
@@ -6812,7 +7147,7 @@
       <w:bookmarkStart w:id="22" w:name="_Toc23747"/>
       <w:r>
         <w:rPr>
-          <w:rFonts w:ascii="Times New Roman" w:eastAsia="SimHei" w:hAnsi="Times New Roman"/>
+          <w:rFonts w:ascii="Times New Roman" w:eastAsia="黑体" w:hAnsi="Times New Roman"/>
           <w:b/>
           <w:lang w:eastAsia="zh-CN"/>
         </w:rPr>
@@ -6820,7 +7155,7 @@
       </w:r>
       <w:r>
         <w:rPr>
-          <w:rFonts w:ascii="Times New Roman" w:eastAsia="SimHei" w:hAnsi="Times New Roman"/>
+          <w:rFonts w:ascii="Times New Roman" w:eastAsia="黑体" w:hAnsi="Times New Roman"/>
           <w:b/>
           <w:lang w:eastAsia="zh-CN"/>
         </w:rPr>
@@ -6888,7 +7223,7 @@
       <w:bookmarkStart w:id="23" w:name="_Toc30918"/>
       <w:r>
         <w:rPr>
-          <w:rFonts w:ascii="Times New Roman" w:eastAsia="SimHei" w:hAnsi="Times New Roman"/>
+          <w:rFonts w:ascii="Times New Roman" w:eastAsia="黑体" w:hAnsi="Times New Roman"/>
           <w:b/>
           <w:sz w:val="28"/>
           <w:lang w:eastAsia="zh-CN"/>
@@ -6939,7 +7274,7 @@
       <w:bookmarkStart w:id="24" w:name="_Toc18857"/>
       <w:r>
         <w:rPr>
-          <w:rFonts w:ascii="Times New Roman" w:eastAsia="SimHei" w:hAnsi="Times New Roman"/>
+          <w:rFonts w:ascii="Times New Roman" w:eastAsia="黑体" w:hAnsi="Times New Roman"/>
           <w:b/>
           <w:sz w:val="28"/>
           <w:lang w:eastAsia="zh-CN"/>
@@ -7082,7 +7417,7 @@
             </w:pPr>
             <w:r>
               <w:rPr>
-                <w:rFonts w:ascii="Times New Roman" w:eastAsia="SimHei" w:hAnsi="Times New Roman"/>
+                <w:rFonts w:ascii="Times New Roman" w:eastAsia="黑体" w:hAnsi="Times New Roman"/>
                 <w:b/>
                 <w:color w:val="1F4E79"/>
                 <w:sz w:val="22"/>
@@ -7106,6 +7441,7 @@
                 <w:sz w:val="21"/>
                 <w:lang w:eastAsia="zh-CN"/>
               </w:rPr>
+              <w:lastRenderedPageBreak/>
               <w:t xml:space="preserve">• </w:t>
             </w:r>
             <w:r>
@@ -7212,12 +7548,11 @@
       <w:bookmarkStart w:id="25" w:name="_Toc18921"/>
       <w:r>
         <w:rPr>
-          <w:rFonts w:ascii="Times New Roman" w:eastAsia="SimHei" w:hAnsi="Times New Roman"/>
+          <w:rFonts w:ascii="Times New Roman" w:eastAsia="黑体" w:hAnsi="Times New Roman"/>
           <w:b/>
           <w:sz w:val="28"/>
           <w:lang w:eastAsia="zh-CN"/>
         </w:rPr>
-        <w:lastRenderedPageBreak/>
         <w:t>附录</w:t>
       </w:r>
       <w:bookmarkEnd w:id="25"/>
@@ -7233,7 +7568,7 @@
       <w:bookmarkStart w:id="26" w:name="_Toc2908"/>
       <w:r>
         <w:rPr>
-          <w:rFonts w:ascii="Times New Roman" w:eastAsia="SimHei" w:hAnsi="Times New Roman"/>
+          <w:rFonts w:ascii="Times New Roman" w:eastAsia="黑体" w:hAnsi="Times New Roman"/>
           <w:b/>
           <w:lang w:eastAsia="zh-CN"/>
         </w:rPr>
@@ -7241,7 +7576,7 @@
       </w:r>
       <w:r>
         <w:rPr>
-          <w:rFonts w:ascii="Times New Roman" w:eastAsia="SimHei" w:hAnsi="Times New Roman"/>
+          <w:rFonts w:ascii="Times New Roman" w:eastAsia="黑体" w:hAnsi="Times New Roman"/>
           <w:b/>
           <w:lang w:eastAsia="zh-CN"/>
         </w:rPr>
@@ -7249,7 +7584,7 @@
       </w:r>
       <w:r>
         <w:rPr>
-          <w:rFonts w:ascii="Times New Roman" w:eastAsia="SimHei" w:hAnsi="Times New Roman"/>
+          <w:rFonts w:ascii="Times New Roman" w:eastAsia="黑体" w:hAnsi="Times New Roman"/>
           <w:b/>
           <w:lang w:eastAsia="zh-CN"/>
         </w:rPr>
@@ -7279,7 +7614,7 @@
         <w:spacing w:after="120"/>
         <w:ind w:firstLine="420"/>
         <w:rPr>
-          <w:rFonts w:ascii="Times New Roman" w:hAnsi="Times New Roman"/>
+          <w:rFonts w:hint="eastAsia"/>
           <w:lang w:eastAsia="zh-CN"/>
         </w:rPr>
       </w:pPr>
@@ -7305,7 +7640,7 @@
       <w:bookmarkStart w:id="27" w:name="_Toc28575"/>
       <w:r>
         <w:rPr>
-          <w:rFonts w:ascii="Times New Roman" w:eastAsia="SimHei" w:hAnsi="Times New Roman"/>
+          <w:rFonts w:ascii="Times New Roman" w:eastAsia="黑体" w:hAnsi="Times New Roman"/>
           <w:b/>
           <w:sz w:val="28"/>
           <w:lang w:eastAsia="zh-CN"/>
@@ -8459,7 +8794,7 @@
   <w:style w:type="paragraph" w:default="1" w:styleId="a1">
     <w:name w:val="Normal"/>
     <w:qFormat/>
-    <w:rsid w:val="006C7B52"/>
+    <w:rsid w:val="00967F3E"/>
     <w:rPr>
       <w:rFonts w:ascii="宋体" w:hAnsi="宋体" w:cstheme="minorBidi"/>
       <w:sz w:val="24"/>
@@ -8904,7 +9239,6 @@
     <w:basedOn w:val="a1"/>
     <w:next w:val="a1"/>
     <w:uiPriority w:val="39"/>
-    <w:semiHidden/>
     <w:unhideWhenUsed/>
   </w:style>
   <w:style w:type="paragraph" w:styleId="af">
@@ -8939,7 +9273,6 @@
     <w:basedOn w:val="a1"/>
     <w:next w:val="a1"/>
     <w:uiPriority w:val="39"/>
-    <w:semiHidden/>
     <w:unhideWhenUsed/>
     <w:pPr>
       <w:ind w:leftChars="200" w:left="420"/>
@@ -18952,7 +19285,7 @@
       <w:jc w:val="center"/>
     </w:pPr>
     <w:rPr>
-      <w:rFonts w:ascii="SimHei" w:eastAsia="SimHei" w:hAnsi="SimHei" w:cstheme="minorBidi"/>
+      <w:rFonts w:ascii="黑体" w:eastAsia="黑体" w:hAnsi="黑体" w:cstheme="minorBidi"/>
       <w:b/>
       <w:sz w:val="28"/>
       <w:szCs w:val="22"/>
@@ -18966,7 +19299,7 @@
       <w:spacing w:after="200"/>
     </w:pPr>
     <w:rPr>
-      <w:rFonts w:ascii="SimHei" w:eastAsia="SimHei" w:hAnsi="SimHei" w:cstheme="minorBidi"/>
+      <w:rFonts w:ascii="黑体" w:eastAsia="黑体" w:hAnsi="黑体" w:cstheme="minorBidi"/>
       <w:b/>
       <w:sz w:val="24"/>
       <w:szCs w:val="22"/>
@@ -18981,6 +19314,17 @@
     <w:rsid w:val="00684C6A"/>
     <w:rPr>
       <w:color w:val="666666"/>
+    </w:rPr>
+  </w:style>
+  <w:style w:type="character" w:styleId="aff8">
+    <w:name w:val="Hyperlink"/>
+    <w:basedOn w:val="a2"/>
+    <w:uiPriority w:val="99"/>
+    <w:unhideWhenUsed/>
+    <w:rsid w:val="00015097"/>
+    <w:rPr>
+      <w:color w:val="0000FF" w:themeColor="hyperlink"/>
+      <w:u w:val="single"/>
     </w:rPr>
   </w:style>
 </w:styles>
@@ -19307,6 +19651,10 @@
 </file>
 
 <file path=customXml/item1.xml><?xml version="1.0" encoding="utf-8"?>
+<b:Sources xmlns:b="http://schemas.openxmlformats.org/officeDocument/2006/bibliography" xmlns="http://schemas.openxmlformats.org/officeDocument/2006/bibliography" SelectedStyle="/APA.XSL" StyleName="APA"/>
+</file>
+
+<file path=customXml/item2.xml><?xml version="1.0" encoding="utf-8"?>
 <s:customData xmlns="http://www.wps.cn/officeDocument/2013/wpsCustomData" xmlns:s="http://www.wps.cn/officeDocument/2013/wpsCustomData">
   <customSectProps>
     <customSectPr/>
@@ -19318,22 +19666,18 @@
 </s:customData>
 </file>
 
-<file path=customXml/item2.xml><?xml version="1.0" encoding="utf-8"?>
-<b:Sources xmlns:b="http://schemas.openxmlformats.org/officeDocument/2006/bibliography" xmlns="http://schemas.openxmlformats.org/officeDocument/2006/bibliography" SelectedStyle="/APA.XSL" StyleName="APA"/>
+<file path=customXml/itemProps1.xml><?xml version="1.0" encoding="utf-8"?>
+<ds:datastoreItem xmlns:ds="http://schemas.openxmlformats.org/officeDocument/2006/customXml" ds:itemID="{EF278816-EC6F-A645-907D-7F25AECB1D4A}">
+  <ds:schemaRefs>
+    <ds:schemaRef ds:uri="http://schemas.openxmlformats.org/officeDocument/2006/bibliography"/>
+  </ds:schemaRefs>
+</ds:datastoreItem>
 </file>
 
-<file path=customXml/itemProps1.xml><?xml version="1.0" encoding="utf-8"?>
+<file path=customXml/itemProps2.xml><?xml version="1.0" encoding="utf-8"?>
 <ds:datastoreItem xmlns:ds="http://schemas.openxmlformats.org/officeDocument/2006/customXml" ds:itemID="{B1977F7D-205B-4081-913C-38D41E755F92}">
   <ds:schemaRefs>
     <ds:schemaRef ds:uri="http://www.wps.cn/officeDocument/2013/wpsCustomData"/>
   </ds:schemaRefs>
 </ds:datastoreItem>
-</file>
-
-<file path=customXml/itemProps2.xml><?xml version="1.0" encoding="utf-8"?>
-<ds:datastoreItem xmlns:ds="http://schemas.openxmlformats.org/officeDocument/2006/customXml" ds:itemID="{EF278816-EC6F-A645-907D-7F25AECB1D4A}">
-  <ds:schemaRefs>
-    <ds:schemaRef ds:uri="http://schemas.openxmlformats.org/officeDocument/2006/bibliography"/>
-  </ds:schemaRefs>
-</ds:datastoreItem>
 </file>